--- a/klagomål/Björnideforsen B FSC-klagomål.docx
+++ b/klagomål/Björnideforsen B FSC-klagomål.docx
@@ -1,6 +1,6 @@
 
 <file path=word/document.xml><?xml version="1.0" encoding="utf-8"?>
-<w:document xmlns:wpc="http://schemas.microsoft.com/office/word/2010/wordprocessingCanvas" xmlns:cx="http://schemas.microsoft.com/office/drawing/2014/chartex" xmlns:cx1="http://schemas.microsoft.com/office/drawing/2015/9/8/chartex" xmlns:cx2="http://schemas.microsoft.com/office/drawing/2015/10/21/chartex" xmlns:cx3="http://schemas.microsoft.com/office/drawing/2016/5/9/chartex" xmlns:cx4="http://schemas.microsoft.com/office/drawing/2016/5/10/chartex" xmlns:cx5="http://schemas.microsoft.com/office/drawing/2016/5/11/chartex" xmlns:cx6="http://schemas.microsoft.com/office/drawing/2016/5/12/chartex" xmlns:cx7="http://schemas.microsoft.com/office/drawing/2016/5/13/chartex" xmlns:cx8="http://schemas.microsoft.com/office/drawing/2016/5/14/chartex" xmlns:mc="http://schemas.openxmlformats.org/markup-compatibility/2006" xmlns:aink="http://schemas.microsoft.com/office/drawing/2016/ink" xmlns:am3d="http://schemas.microsoft.com/office/drawing/2017/model3d" xmlns:o="urn:schemas-microsoft-com:office:office" xmlns:oel="http://schemas.microsoft.com/office/2019/extlst" xmlns:r="http://schemas.openxmlformats.org/officeDocument/2006/relationships" xmlns:m="http://schemas.openxmlformats.org/officeDocument/2006/math" xmlns:v="urn:schemas-microsoft-com:vml" xmlns:wp14="http://schemas.microsoft.com/office/word/2010/wordprocessingDrawing" xmlns:wp="http://schemas.openxmlformats.org/drawingml/2006/wordprocessingDrawing" xmlns:w10="urn:schemas-microsoft-com:office:word" xmlns:w="http://schemas.openxmlformats.org/wordprocessingml/2006/main" xmlns:w14="http://schemas.microsoft.com/office/word/2010/wordml" xmlns:w15="http://schemas.microsoft.com/office/word/2012/wordml" xmlns:w16cex="http://schemas.microsoft.com/office/word/2018/wordml/cex" xmlns:w16cid="http://schemas.microsoft.com/office/word/2016/wordml/cid" xmlns:w16="http://schemas.microsoft.com/office/word/2018/wordml" xmlns:w16sdtdh="http://schemas.microsoft.com/office/word/2020/wordml/sdtdatahash" xmlns:w16se="http://schemas.microsoft.com/office/word/2015/wordml/symex" xmlns:wpg="http://schemas.microsoft.com/office/word/2010/wordprocessingGroup" xmlns:wpi="http://schemas.microsoft.com/office/word/2010/wordprocessingInk" xmlns:wne="http://schemas.microsoft.com/office/word/2006/wordml" xmlns:wps="http://schemas.microsoft.com/office/word/2010/wordprocessingShape" mc:Ignorable="w14 w15 w16se w16cid w16 w16cex w16sdtdh wp14">
+<w:document xmlns:wpc="http://schemas.microsoft.com/office/word/2010/wordprocessingCanvas" xmlns:cx="http://schemas.microsoft.com/office/drawing/2014/chartex" xmlns:cx1="http://schemas.microsoft.com/office/drawing/2015/9/8/chartex" xmlns:cx2="http://schemas.microsoft.com/office/drawing/2015/10/21/chartex" xmlns:cx3="http://schemas.microsoft.com/office/drawing/2016/5/9/chartex" xmlns:cx4="http://schemas.microsoft.com/office/drawing/2016/5/10/chartex" xmlns:cx5="http://schemas.microsoft.com/office/drawing/2016/5/11/chartex" xmlns:cx6="http://schemas.microsoft.com/office/drawing/2016/5/12/chartex" xmlns:cx7="http://schemas.microsoft.com/office/drawing/2016/5/13/chartex" xmlns:cx8="http://schemas.microsoft.com/office/drawing/2016/5/14/chartex" xmlns:mc="http://schemas.openxmlformats.org/markup-compatibility/2006" xmlns:aink="http://schemas.microsoft.com/office/drawing/2016/ink" xmlns:am3d="http://schemas.microsoft.com/office/drawing/2017/model3d" xmlns:o="urn:schemas-microsoft-com:office:office" xmlns:oel="http://schemas.microsoft.com/office/2019/extlst" xmlns:r="http://schemas.openxmlformats.org/officeDocument/2006/relationships" xmlns:m="http://schemas.openxmlformats.org/officeDocument/2006/math" xmlns:v="urn:schemas-microsoft-com:vml" xmlns:wp14="http://schemas.microsoft.com/office/word/2010/wordprocessingDrawing" xmlns:wp="http://schemas.openxmlformats.org/drawingml/2006/wordprocessingDrawing" xmlns:w10="urn:schemas-microsoft-com:office:word" xmlns:w="http://schemas.openxmlformats.org/wordprocessingml/2006/main" xmlns:w14="http://schemas.microsoft.com/office/word/2010/wordml" xmlns:w15="http://schemas.microsoft.com/office/word/2012/wordml" xmlns:w16cex="http://schemas.microsoft.com/office/word/2018/wordml/cex" xmlns:w16cid="http://schemas.microsoft.com/office/word/2016/wordml/cid" xmlns:w16="http://schemas.microsoft.com/office/word/2018/wordml" xmlns:w16du="http://schemas.microsoft.com/office/word/2023/wordml/word16du" xmlns:w16sdtdh="http://schemas.microsoft.com/office/word/2020/wordml/sdtdatahash" xmlns:w16sdtfl="http://schemas.microsoft.com/office/word/2024/wordml/sdtformatlock" xmlns:w16se="http://schemas.microsoft.com/office/word/2015/wordml/symex" xmlns:wpg="http://schemas.microsoft.com/office/word/2010/wordprocessingGroup" xmlns:wpi="http://schemas.microsoft.com/office/word/2010/wordprocessingInk" xmlns:wne="http://schemas.microsoft.com/office/word/2006/wordml" xmlns:wps="http://schemas.microsoft.com/office/word/2010/wordprocessingShape" mc:Ignorable="w14 w15 w16se w16cid w16 w16cex w16sdtdh w16sdtfl w16du wp14">
   <w:body>
     <w:p>
       <w:r>
@@ -112,7 +112,7 @@
         <w:pStyle w:val="ListBullet"/>
       </w:pPr>
       <w:r>
-        <w:t>Om ett ombud (tex Norra skog eller Mellanskog) avverkningsanmäler en skog med naturvärden motsvarande nyckelbiotops kvalité men markägaren inte är FSC certifierad, bör du skicka in ett FSC kontrollerat virke klagomål. Då ska klagomålet skickas till ombudsföretaget.</w:t>
+        <w:t>Om ett ombud (tex Norra skog eller Mellanskog) avverkningsanmäler en skog med naturvärden motsvarande nyckelbiotops kvalitet men markägaren inte är FSC certifierad, bör du skicka in ett FSC kontrollerat virke klagomål. Då ska klagomålet skickas till ombudsföretaget.</w:t>
       </w:r>
     </w:p>
     <w:p>
@@ -163,40 +163,12 @@
         <w:pStyle w:val="Title"/>
       </w:pPr>
       <w:r>
-        <w:t>Inledande FSC- /PEFC-klagomål - information om höga naturvärden och fridlysta arter i avverkningsanmälan Björnideforsen B i Arvidsjaurs kommun</w:t>
+        <w:t>Inledande FSC- /PEFC-klagomål – information om höga naturvärden och fridlysta arter i avverkningsanmälan Björnideforsen B i Arvidsjaurs kommun</w:t>
       </w:r>
     </w:p>
     <w:p>
       <w:r>
-        <w:t>Detta dokument behandlar höga naturvärden i avverkningsanmälan Björnideforsen B i Arvidsjaurs kommun. Denna avverkningsanmälan inkom 2024-08-04 och omfattar 56,7 ha.</w:t>
-      </w:r>
-    </w:p>
-    <w:p>
-      <w:r>
-        <w:t>Nedan presenteras fynd av naturvårdsarter och fridlysta arter som gjorts i det avverkningsanmälda området, samt relevanta utdrag ur standarderna för FSC, Chain of Custody, Controlled Wood och PEFC. I BILAGA 1 finns artfakta om fridlysta arter.</w:t>
-      </w:r>
-    </w:p>
-    <w:p>
-      <w:r>
-        <w:t>Vi förväntar oss att ni återkommer med ett skriftligt svar på vårt klagomål och även beskriver vilka korrigerande åtgärder ni satt in för att rätta till identifierade brister i er efterlevnad av den svenska FSC standarden.</w:t>
-      </w:r>
-    </w:p>
-    <w:p>
-      <w:pPr>
-        <w:pStyle w:val="Heading1"/>
-      </w:pPr>
-      <w:r>
-        <w:t>Naturvårdsarter</w:t>
-      </w:r>
-    </w:p>
-    <w:p>
-      <w:r>
-        <w:t>I avverkningsanmälan har följande 33 naturvårdsarter hittats: doftticka (VU, §8), fläckporing (VU), gräddporing (VU), blanksvart spiklav (NT), blå taggsvamp (NT), blågrå svartspik (NT), dvärgbägarlav (NT), gammelgransskål (NT), garnlav (NT), granticka (NT), grå blåbärsfältmätare (NT), knottrig blåslav (NT), kolflarnlav (NT), ladlav (NT), mörk kolflarnlav (NT), nordtagging (NT), vedflamlav (NT), vedskivlav (NT), vedtrappmossa (NT), violmussling (NT), vitgrynig nållav (NT), bronshjon (S), bårdlav (S), dropptaggsvamp (S), gullgröppa (S), korallrot (S, §8), luddlav (S), plattlummer (S, §9), skinnlav (S), spindelblomster (S, §8), stuplav (S), vågbandad barkbock (S) och tjäder (§4). Av dessa är 21 rödlistade. För rödlistade arter har rödlistekategorin angivits inom parentes. Arter som är signalarter enligt Skogsstyrelsen har markerats med (S). För fridlysta arter anges även paragrafen i Artskyddsförordningen som arten är fridlyst enligt.</w:t>
-      </w:r>
-    </w:p>
-    <w:p>
-      <w:r>
-        <w:t>De påträffade naturvårdsarterna är ett tydligt kvitto på att detta rör sig om en skog med höga naturvärden. I Figur 1 visas en karta över det avverkningsanmälda området, där samtliga fyndplatser för naturvårdsarter som finns registrerade på Artportalen har markerats.</w:t>
+        <w:t>Detta klagomål behandlar höga naturvärden i avverkningsanmälan Björnideforsen B i Arvidsjaurs kommun som inkom 2026-07-12 och omfattar 56,7 ha.</w:t>
       </w:r>
     </w:p>
     <w:p>
@@ -206,7 +178,7 @@
       <w:r>
         <w:drawing>
           <wp:inline xmlns:a="http://schemas.openxmlformats.org/drawingml/2006/main" xmlns:pic="http://schemas.openxmlformats.org/drawingml/2006/picture">
-            <wp:extent cx="5486400" cy="5538305"/>
+            <wp:extent cx="5486400" cy="5366529"/>
             <wp:docPr id="1" name="Picture 1"/>
             <wp:cNvGraphicFramePr>
               <a:graphicFrameLocks noChangeAspect="1"/>
@@ -227,7 +199,7 @@
                   <pic:spPr>
                     <a:xfrm>
                       <a:off x="0" y="0"/>
-                      <a:ext cx="5486400" cy="5538305"/>
+                      <a:ext cx="5486400" cy="5366529"/>
                     </a:xfrm>
                     <a:prstGeom prst="rect"/>
                   </pic:spPr>
@@ -241,9 +213,25 @@
     <w:p>
       <w:pPr>
         <w:pStyle w:val="Caption"/>
+        <w:spacing w:after="240"/>
       </w:pPr>
       <w:r>
-        <w:t>Figur 1. Fyndplatser för naturvårdsarter i det avverkningsanmälda området (röd linje). Markörer utan svart kant är placerade på fyndplatsen. Markörer med svart kant är placerade vid sidan av fyndplatsen och har ett svart streck som visar fyndplatsens exakta position. Kartans mittpunktskoordinat är N 7327458, E 694642 i SWEREF 99 TM.</w:t>
+        <w:t>Figur 1. Fyndplatser för naturvårdsarter i och inom 25 meter från avverkningsanmälan. Markörer utan svart kant är placerade på fyndplatsen. Markörer med svart kant är placerade vid sidan av fyndplatsen har ett svart streck som visar fyndplatsens exakta position. Kartans mittpunktskoordinat är N 7327458, E 694642 i SWEREF 99 TM.</w:t>
+      </w:r>
+    </w:p>
+    <w:p>
+      <w:r>
+        <w:t>I och inom 25 meter från avverkningsanmälan finns fynd av 37 naturvårdsarter, varav 25 är rödlistade, 6 är fridlysta, 27 är typiska (T) och 11 är signalarter (S): doftticka (VU, T, §8), fläckporing (VU, T), garnlav (VU, T), gräddporing (VU, T), blanksvart spiklav (NT), blå taggsvamp (NT, T), blågrå svartspik (NT), dropptaggsvamp (NT, T), dvärgbägarlav (NT, T), gammelgransskål (NT, T), grå blåbärsfältmätare (NT), knottrig blåslav (NT, T), kolflarnlav (NT, T), ladlav (NT, T), mörk kolflarnlav (NT), nordtagging (NT), Rostania effusa (NT), skrovellav (NT, T), talltagel (NT, T), tretåig hackspett (NT, T, §4), vedflamlav (NT), vedskivlav (NT, T), vedtrappmossa (NT, T), violmussling (NT, T), vitgrynig nållav (NT), bronshjon (S, T), bårdlav (S, T), gullgröppa (S), korallrot (S, T, §8), luddlav (S, T), plattlummer (S, T, §9), skinnlav (S, T), spindelblomster (S, T, §8), stuplav (S, T), vedticka (S, T), vågbandad barkbock (S) och tofsmes (T, §4). Se Figur 1.</w:t>
+      </w:r>
+    </w:p>
+    <w:p>
+      <w:r>
+        <w:t>Nedan presenteras relevanta utdrag ur standarderna för FSC, Chain of Custody, Controlled Wood och PEFC.</w:t>
+      </w:r>
+    </w:p>
+    <w:p>
+      <w:r>
+        <w:t>Vi förväntar oss att ni återkommer med ett skriftligt svar på vårt klagomål och även beskriver vilka korrigerande åtgärder ni satt in för att rätta till identifierade brister i er efterlevnad av den svenska FSC standarden.</w:t>
       </w:r>
     </w:p>
     <w:p>
@@ -251,31 +239,876 @@
         <w:pStyle w:val="Heading1"/>
       </w:pPr>
       <w:r>
-        <w:t>Fridlysta arter</w:t>
+        <w:t>Naturvårdsarter och fridlysta arter</w:t>
       </w:r>
     </w:p>
     <w:p>
       <w:r>
-        <w:t>Följande fridlysta arter har sina livsmiljöer och växtplatser i den avverkningsanmälda skogen: doftticka (VU, §8), korallrot (S, §8), plattlummer (S, §9), spindelblomster (S, §8) och tjäder (§4).</w:t>
+        <w:t>Nedan följer beskrivningar av de naturvårdsarter och fridlysta arter som har sina livsmiljöer och växtplatser i den avverkningsanmälda skogen. Se även ytterligare artfakta i BILAGA 1. De påträffade naturvårdsarterna är ett tydligt kvitto på att det rör sig om en skog med höga naturvärden.</w:t>
       </w:r>
     </w:p>
     <w:p>
-      <w:r>
-        <w:t xml:space="preserve">Observera att medlemsländerna är skyldiga att agera i enlighet med EU:s fågeldirektiv där det uttryckligen står att direktivet gäller för fåglar samt för deras ägg, bon och </w:t>
-      </w:r>
       <w:r>
         <w:rPr>
           <w:b/>
         </w:rPr>
-        <w:t xml:space="preserve">livsmiljöer </w:t>
-      </w:r>
-      <w:r>
-        <w:t>(artikel 1). Vidare att de åtgärder som vidtas inte får leda till en försämring av den nuvarande situationen beträffande bevarandet av de fågelarter som avses i artikel 1 (artikel 13). Fågeldirektivet är styrande för tillsynsansvariga myndigheters ärendehantering, ställningstaganden och beslutsfattande.</w:t>
+        <w:t>Doftticka (VU, §8)</w:t>
+      </w:r>
+      <w:r>
+        <w:t xml:space="preserve"> är rödlistad som sårbar (VU) och fridlyst enligt 8§ artskyddsförordningen. Den är även globalt rödlistad som Nära hotad (NT) vilket innebär att Sverige har ett internationellt ansvar för arten. Doftticka är beroende av hög och jämn luftfuktighet i gamla, ostörda skogsmiljöer och är känslig för snabba förändringar av ljus-/vindförhållanden eller uttorkning. Dofttickan är placerad i toppen av Skogsstyrelsens värdepyramid för bedömning av skog med höga naturvärden och signalerar alltid gamla sälgar och skogsområden med höga naturvärden. Avverkning av värdträd (främst sälg) utgör det största hotet och när gamla och olikåldriga skogar med sälg avverkas försvinner oftast sälgen. Dofttickan har minskat med ca 30 % under de senaste 30 åren och är typisk art för </w:t>
+      </w:r>
+      <w:r>
+        <w:rPr>
+          <w:i/>
+        </w:rPr>
+        <w:t>9010 Taiga</w:t>
+      </w:r>
+      <w:r>
+        <w:t xml:space="preserve"> och</w:t>
+      </w:r>
+      <w:r>
+        <w:rPr>
+          <w:i/>
+        </w:rPr>
+        <w:t xml:space="preserve"> 9050 Näringsrik granskog </w:t>
+      </w:r>
+      <w:r>
+        <w:t>(IUCN Redlist, 2024; Nitare &amp; Skogsstyrelsen, 2019; SLU Artdatabanken, 2024).</w:t>
       </w:r>
     </w:p>
     <w:p>
       <w:r>
-        <w:t>I BILAGA 1 finns mer detaljerad information om ekologi samt krav på livsmiljö hos fridlysta arter.</w:t>
+        <w:rPr>
+          <w:b/>
+        </w:rPr>
+        <w:t>Fläckporing (VU)</w:t>
+      </w:r>
+      <w:r>
+        <w:t xml:space="preserve"> är en mycket bra signalart som visar på tallnaturskogar med höga naturvärden. Den är placerad högst upp i Skogsstyrelsens värdepyramid för bedömning av skog med höga naturvärden och indikerar områden som är mer eller mindre opåverkade av skogsbruk och där det funnits en kontinuitet av tallågor i olika nedbrytningsstadier. För att på lång sikt bibehålla livskraftiga populationer i ett område behövs troligen större skyddade områden som tillåter att man upprätthåller en naturlig branddynamik. Fläckporing är typisk art för </w:t>
+      </w:r>
+      <w:r>
+        <w:rPr>
+          <w:i/>
+        </w:rPr>
+        <w:t>9010 Taiga</w:t>
+      </w:r>
+      <w:r>
+        <w:t xml:space="preserve"> (SLU Artdatabanken, 2024; Nitare &amp; Skogsstyrelsen, 2019).</w:t>
+      </w:r>
+    </w:p>
+    <w:p>
+      <w:r>
+        <w:rPr>
+          <w:b/>
+        </w:rPr>
+        <w:t>Garnlav (VU)</w:t>
+      </w:r>
+      <w:r>
+        <w:t xml:space="preserve"> är en utpräglad barrskogsart som ibland kan drapera träden i norrländska grannaturskogar med hög luftfuktighet. Den förekommer även i talldominerade bestånd där den, förutom i trädens grenverk, påträffas hängande över ojämnheter i tallbarken. Arten har minskat starkt i södra och mellersta Sverige och den minskar även i sitt nordliga utbredningsområde. Minskningstakten uppgår till 30 (20–50) % inom 50 år och överstiger gränsvärdet för Sårbar (VU). Orsaken till tillbakagången beror främst på slutavverkningar av naturskogsartade skogar. Bestånd med riklig förekomst bör regelmässigt sparas, vilket även gynnar flera andra sällsynta och rödlistade arter. Garnlav är värdväxt för den mycket sällsynta och akut hotade fjärilen barrskogslavfly (CR) som hör hemma i boreala barrskogar med riklig förekomst av värdväxten. Tidigare kunde arten konstateras årligen på flera platser vid Dala-Floda i Dalarna innan lokalerna kalavverkades. Senaste fyndet i landet av barrskogslavfly är från år 2000 då den påträffades vid Högberget i Sollefteå kommun. Garnlav är typisk art för </w:t>
+      </w:r>
+      <w:r>
+        <w:rPr>
+          <w:i/>
+        </w:rPr>
+        <w:t xml:space="preserve">9010 Taiga </w:t>
+      </w:r>
+      <w:r>
+        <w:t>och</w:t>
+      </w:r>
+      <w:r>
+        <w:rPr>
+          <w:i/>
+        </w:rPr>
+        <w:t xml:space="preserve"> 9070 Trädklädd betesmark</w:t>
+      </w:r>
+      <w:r>
+        <w:t xml:space="preserve"> (SLU Artdatabanken, 2026).</w:t>
+      </w:r>
+    </w:p>
+    <w:p>
+      <w:r>
+        <w:rPr>
+          <w:b/>
+        </w:rPr>
+        <w:t>Gräddporing (VU)</w:t>
+      </w:r>
+      <w:r>
+        <w:t xml:space="preserve"> växer nästan enbart i urskogsartad barrskog på gamla, kraftigt murkna, grova och mossbelupna tallågor i något fuktiga och skuggiga lägen. Arten är placerad högst upp i Skogsstyrelsens värdepyramid för bedömning av skog med höga naturvärden och indikerar gamla och relativt orörda tallnaturskogar med höga naturvärden där det under låg tid kontinuerligt funnits inslag av grova tallågor. För att på sikt hejda artens vikande trend behöver merparten av gräddporingens nu kända växtplatser undantas från skogsbruk. Gräddporing är typisk art för </w:t>
+      </w:r>
+      <w:r>
+        <w:rPr>
+          <w:i/>
+        </w:rPr>
+        <w:t>9010 Taiga</w:t>
+      </w:r>
+      <w:r>
+        <w:t xml:space="preserve"> (SLU Artdatabanken, 2024; Nitare &amp; Skogsstyrelsen, 2019).</w:t>
+      </w:r>
+    </w:p>
+    <w:p>
+      <w:r>
+        <w:rPr>
+          <w:b/>
+        </w:rPr>
+        <w:t>Blanksvart spiklav (NT)</w:t>
+      </w:r>
+      <w:r>
+        <w:t xml:space="preserve"> förekommer på torr, hård, gammal kärnved men även på äldre ytved av tall i naturskogsartade bestånd med begränsad brandpåverkan och ostörd hydrologi. Skogsbruksåtgärder på eller i närheten av lokaler med blanksvart spiklav utgör ett hot. Naturskogsartade öppna tall- och barrblandskogar med blanksvart spiklav indikerar höga biologiska värden och bör bevaras (SLU Artdatabanken, 2024).</w:t>
+      </w:r>
+    </w:p>
+    <w:p>
+      <w:r>
+        <w:rPr>
+          <w:b/>
+        </w:rPr>
+        <w:t xml:space="preserve">Blå taggsvamp (NT) </w:t>
+      </w:r>
+      <w:r>
+        <w:t xml:space="preserve">är en karaktärsart i såväl örtrika kalkbarrskogar som i torra sandtallskogar där det föreligger gammal skog med långvarig trädkontinuitet. Är sällsynt och mycket kravfull i södra och mellersta Sverige. Den hotas främst av skogsavverkning och tycks försvinna efter slutavverkning, markberedning och plantering. I kalkgranskogar verkar arten vara mycket känslig. Granskogar med arten bör formellt skydddas. Blå taggsvamp (NT) är typisk art för </w:t>
+      </w:r>
+      <w:r>
+        <w:rPr>
+          <w:i/>
+        </w:rPr>
+        <w:t>9010 Taiga</w:t>
+      </w:r>
+      <w:r>
+        <w:t xml:space="preserve"> (SLU Artdatabanken, 2024; Nitare &amp; Skogsstyrelsen, 2019).</w:t>
+      </w:r>
+    </w:p>
+    <w:p>
+      <w:r>
+        <w:rPr>
+          <w:b/>
+        </w:rPr>
+        <w:t>Blågrå svartspik (NT)</w:t>
+      </w:r>
+      <w:r>
+        <w:t xml:space="preserve"> växer på torr, hård ved av gamla, solbelysta torrakor, högstubbar av tall och grova döda grenar på levande tallar i öppna bestånd av naturskogskaraktär. Nästan alltid rör det sig om tjärrika torrträd och högstubbar (töreved, keloträd) som kan vara en bra bit över hundra år, i vissa fall sannolikt hundratals år gamla. Skogsbruk är idag det allvarligaste hotet. Ett långsiktigt hot är att nybildningen av gamla torrakor och högstubbar är en långsam process vilken ofta är beroende av skogsbrand. Nytt substrat bildas numera sannolikt nästan inte alls då antalet naturliga skogsbränder har minskat drastiskt på grund av effektivare brandbekämpning. Döda träd som lämnas efter avverkning är inte lämpliga för arten, eftersom dessa träd inte varit utsatta för skogsbrand och bildat tjärrik ved. Skogsbruksåtgärder på eller i närheten av växtplatserna bör undvikas. Naturskogsartade skogar med förekomst av arten indikerar höga biologiska värden och bör bevaras. Blågrå svartspik har en mycket begränsad utbredning utanför de nordiska länderna varför dessa länder har ett speciellt ansvar för arten (SLU Artdatabanken, 2024).</w:t>
+      </w:r>
+    </w:p>
+    <w:p>
+      <w:r>
+        <w:rPr>
+          <w:b/>
+        </w:rPr>
+        <w:t>Dropptaggsvamp (NT)</w:t>
+      </w:r>
+      <w:r>
+        <w:t xml:space="preserve"> bildar mykorrhiza med tall, främst i barrskog med trädkontinuitet, i magra, torra och ljusöppna lavtallskogar och i barrblandskogar med friskmossor och lingon i fältskiktet. Den totala populationen i landet har minskat och bedöms fortsätta minska till följd av slutavverkningar av tallskog. Det är högst oklart om arten långsiktigt kan etablera och reproducera sig i skogsbestånd som brukas med trakthyggesmetoder, markberedning, gödsling eller föryngring med förädlat plantmaterial. Uppfyller kriterierna för att bli rödlistad på grund av ny kunskap som visar att en större andel av populationen än tidigare bedömt är knuten till kontinuitetsbarrskog. Minskningstakten för den svenska populationen bedöms vara nära gränsvärdet för Sårbar (VU). Dropptaggsvamp är typisk art för </w:t>
+      </w:r>
+      <w:r>
+        <w:rPr>
+          <w:i/>
+        </w:rPr>
+        <w:t xml:space="preserve">9010 Taiga </w:t>
+      </w:r>
+      <w:r>
+        <w:t>(SLU Artdatabanken, 2026).</w:t>
+      </w:r>
+    </w:p>
+    <w:p>
+      <w:r>
+        <w:rPr>
+          <w:b/>
+        </w:rPr>
+        <w:t>Dvärgbägarlav (NT)</w:t>
+      </w:r>
+      <w:r>
+        <w:t xml:space="preserve"> förekommer över hela Sverige på gammal hård ved, huvudsakligen på tall men i södra Sverige även på ek. Veden utgörs framförallt av grova stubbar, lågor och grenar. Substratet har blivit sällsyntare och nybildning av substrat sker bara i begränsad omfattning. Arten hotas av att grova lågor blir allt sällsyntare i dagens kulturskogar samt att nybildningen av lämpliga substrat går mycket långsamt. En riklig tillgång på gamla tall- eller eklågor måste säkerställas på artens lokaler. Dvärgbägarlav är typisk art för </w:t>
+      </w:r>
+      <w:r>
+        <w:rPr>
+          <w:i/>
+        </w:rPr>
+        <w:t>9010 Taiga</w:t>
+      </w:r>
+      <w:r>
+        <w:t xml:space="preserve"> (SLU Artdatabanken, 2024; Nitare &amp; Skogsstyrelsen, 2019).</w:t>
+      </w:r>
+    </w:p>
+    <w:p>
+      <w:r>
+        <w:rPr>
+          <w:b/>
+        </w:rPr>
+        <w:t>Gammelgransskål (NT)</w:t>
+      </w:r>
+      <w:r>
+        <w:t xml:space="preserve"> är en liten skålsvamp som växer på gamla granar med skrovlig bark. Typiska växtplatser är gransumpskog i myrkanter, bäckdråg, bäckraviner och skuggiga bergssluttningar, men också skog på torrare mark kan hysa arten om beståndet har stark naturskogskaraktär. Bestånd med arten bör behandlas som nyckelbiotoper och sparas vid en slutavverkning. Även gallring bör undvikas. Gammelgransskål är typisk art för </w:t>
+      </w:r>
+      <w:r>
+        <w:rPr>
+          <w:i/>
+        </w:rPr>
+        <w:t>9010 Taiga</w:t>
+      </w:r>
+      <w:r>
+        <w:t xml:space="preserve"> (SLU Artdatabanken, 2024; Nitare &amp; Skogsstyrelsen, 2019).</w:t>
+      </w:r>
+    </w:p>
+    <w:p>
+      <w:r>
+        <w:rPr>
+          <w:b/>
+        </w:rPr>
+        <w:t>Grå blåbärsfältmätare (NT)</w:t>
+      </w:r>
+      <w:r>
+        <w:t xml:space="preserve"> har tidigare ansetts som en mycket vanlig art men har utifrån fältobservationer gått starkt tillbaka och är nu försvunnen från stora delar av södra och mellersta Sverige. Sannolikt minskar arten även i norr. Detta indikerar att arten är starkare knuten till kontinuitetsskog med stort innehåll av blåbär än man tidigare trott och den förefaller vara mycket känslig för kalhyggesbruk. Fjärilens huvudsakliga habitat är luckiga granskogar med ett välutvecklat blåbärskikt på vilket larven lever. Denna livsmiljö är hotad av kalhyggesbruket där blåbärsriset skuggas ut när den uppväxande skogen sluter sig. Minskningstakten för den svenska populationen bedöms vara nära gränsvärdet för Sårbar (VU) (SLU Artdatabanken, 2024).</w:t>
+      </w:r>
+    </w:p>
+    <w:p>
+      <w:r>
+        <w:rPr>
+          <w:b/>
+        </w:rPr>
+        <w:t>Knottrig blåslav (NT)</w:t>
+      </w:r>
+      <w:r>
+        <w:t xml:space="preserve"> har sin huvudutbredning i gamla granskogar i det övre barrskogsbältet mot fjällen. Den signalerar alltid höga naturvärden och växer i skogar med lång kontinuitet, mest i opåverkade naturskogsbestånd. Arten överlever inte en slutavverkning (inklusive hänsyn) och den finns idag enbart i kontinuitetsskog. Lavens fortsatta förekomst bör säkerställas genom att lokaler med äldre barrskog skyddas. Knottrig blåslav är typisk art för </w:t>
+      </w:r>
+      <w:r>
+        <w:rPr>
+          <w:i/>
+        </w:rPr>
+        <w:t xml:space="preserve">9010 Taiga </w:t>
+      </w:r>
+      <w:r>
+        <w:t>och</w:t>
+      </w:r>
+      <w:r>
+        <w:rPr>
+          <w:i/>
+        </w:rPr>
+        <w:t xml:space="preserve"> 9040 Fjällbjörkskog</w:t>
+      </w:r>
+    </w:p>
+    <w:p>
+      <w:r>
+        <w:t>(SLU Artdatabanken, 2024; Nitare &amp; Skogsstyrelsen, 2019).</w:t>
+      </w:r>
+    </w:p>
+    <w:p>
+      <w:r>
+        <w:rPr>
+          <w:b/>
+        </w:rPr>
+        <w:t>Kolflarnlav (NT)</w:t>
+      </w:r>
+      <w:r>
+        <w:t xml:space="preserve"> är brandberoende och växer nästan uteslutande på kolad hård kärnved av tall. Etableringen verkar ske först 100–300 år efter brand och nytt substrat nybildas i mycket begränsad omfattning. Avverkning av tallskog av naturskogskaraktär med spår av återkommande bränder är ett hot och mängden lämplig ved att växa på för arten minskar dels på grund av naturlig nedbrytning men framförallt på grund av att det förstörs i samband med slutavverkningar, gallringar och markberedning. Såväl kolflarnlav som mörk kolflarnlav har glänsande bålfjäll och förekommer främst i tall- och blandbarrskogar av naturskogskaraktär med spår av återkommande bränder. Skogar som dessa hyser höga biologiska värden och bör skyddas. Kolflarnlav är typisk art för </w:t>
+      </w:r>
+      <w:r>
+        <w:rPr>
+          <w:i/>
+        </w:rPr>
+        <w:t>9010 Taiga</w:t>
+      </w:r>
+      <w:r>
+        <w:t xml:space="preserve"> (SLU Artdatabanken, 2024).</w:t>
+      </w:r>
+    </w:p>
+    <w:p>
+      <w:r>
+        <w:rPr>
+          <w:b/>
+        </w:rPr>
+        <w:t xml:space="preserve">Ladlav (NT) </w:t>
+      </w:r>
+      <w:r>
+        <w:t xml:space="preserve">växer på gammal torr och hård kärnved i exponerade lägen. Naturliga växtplatser är torrakor, högstubbar och döda grenar av levande tallar på myrar, vid sjöar och kuster samt i berg- och rasbranter. Miljön nyskapas i begränsad omfattning. Ladlav hotas av att gammal, torr och exponerad kärnved försvinner genom avverkningar. Igenväxning och förtätning av brandpräglade skogar är också ett hot. I jordbrukslandskapet är målning och restaurering av gamla ängslador, staket m.m. är ett stort hot mot lavens förekomst. Ladlav är typisk art för </w:t>
+      </w:r>
+      <w:r>
+        <w:rPr>
+          <w:i/>
+        </w:rPr>
+        <w:t>9010 Taiga</w:t>
+      </w:r>
+      <w:r>
+        <w:t xml:space="preserve"> (SLU Artdatabanken, 2024).</w:t>
+      </w:r>
+    </w:p>
+    <w:p>
+      <w:r>
+        <w:rPr>
+          <w:b/>
+        </w:rPr>
+        <w:t>Mörk kolflarnlav (NT)</w:t>
+      </w:r>
+      <w:r>
+        <w:t xml:space="preserve"> är brandberoende och växer nästan uteslutande på kolad hård kärnved av tall. Arten förekommer främst i glesa, öppna tall- och blandbarrskogar av naturskogskaraktär och etableringen verkar ske sent efter brand, kanske först efter 100–300 år. Mörk kolflarnlav indikerar skog med höga naturvärden och vanligast är att den påträffas på rester av nedbrunna torrakor och högstubbar och lågstubbar som är så grova att hela innandömet är urbränt. Tall- och blandbarrskogar av naturskogskaraktär med spår av återkommande bränder hyser höga biologiska värden och bör skyddas (SLU Artdatabanken, 2024).</w:t>
+      </w:r>
+    </w:p>
+    <w:p>
+      <w:r>
+        <w:rPr>
+          <w:b/>
+        </w:rPr>
+        <w:t>Nordtagging (NT)</w:t>
+      </w:r>
+      <w:r>
+        <w:t xml:space="preserve"> växer främst på tallågor av grövre dimensioner och påträffas huvudsakligen i äldre skog som inte kalavverkats. Nordtaggingen missgynnas av att områden med äldre tallskog har minskat starkt. Bekämpning av skogsbränder, samtidigt som skogsbruket omvandlar naturligt glesa tallbestånd till likartade och betydligt tätare bestånd, har missgynnat arten. Bristen på gamla tallågor utgör på sikt ett allvarligt hot och återskapandet av lämpliga biotoper tar mycket lång tid. Områden med olikåldriga bestånd av tall och med stort inslag av äldre träd bör undantas från skoglig produktion (SLU Artdatabanken, 2024).</w:t>
+      </w:r>
+    </w:p>
+    <w:p>
+      <w:r>
+        <w:rPr>
+          <w:b/>
+          <w:i/>
+        </w:rPr>
+        <w:t xml:space="preserve">Rostania effusa </w:t>
+      </w:r>
+      <w:r>
+        <w:rPr>
+          <w:b/>
+        </w:rPr>
+        <w:t>(NT)</w:t>
+      </w:r>
+      <w:r>
+        <w:t xml:space="preserve"> är en sällsynt lav som växer på gamla lövträd och kräver, åtminstone periodvis, hög luftfuktighet. Oftast står lövträden inne i gammal barrskog. Arten påverkas negativt av brist på kontinuitetsskog och en minskning av populationen pågår eller förväntas ske. Minskningen avser förekomstarea, kvalitén på artens habitat, antalet lokalområden och antalet reproduktiva individer (SLU Artdatabanken, 2026).</w:t>
+      </w:r>
+    </w:p>
+    <w:p>
+      <w:r>
+        <w:rPr>
+          <w:b/>
+        </w:rPr>
+        <w:t>Skrovellav (NT)</w:t>
+      </w:r>
+      <w:r>
+        <w:t xml:space="preserve"> växer på gamla lövträd och på klippor i gamla skogar med hög och jämn luftfuktighet. Slutavverkning av kontinuitetsskog utgör det största hotet och lavens fortsatta förekomst bör säkerställas genom att lokaler med äldre skog skyddas. I områden med mycket hög luftfuktighet kan man på bålen av skrovellav finna de sällsynta parasitsvamparna skrovellavsknapp (EN), </w:t>
+      </w:r>
+      <w:r>
+        <w:rPr>
+          <w:i/>
+        </w:rPr>
+        <w:t>Catillaria lobariicola</w:t>
+      </w:r>
+      <w:r>
+        <w:t xml:space="preserve"> (VU) och </w:t>
+      </w:r>
+      <w:r>
+        <w:rPr>
+          <w:i/>
+        </w:rPr>
+        <w:t>Merismatium lobariae</w:t>
+      </w:r>
+      <w:r>
+        <w:t xml:space="preserve"> (DD). Skrovellav är typisk art för </w:t>
+      </w:r>
+      <w:r>
+        <w:rPr>
+          <w:i/>
+        </w:rPr>
+        <w:t xml:space="preserve">9010 Taiga, 9020 Nordlig ädellövskog, 9040 Fjällbjörkskog, 9070 Trädklädd betesmark, 9160 Näringsrik ekskog, 9180 Ädellövskog i branter, 9190 Näringsfattig ekskog, 8210 Kalkbranter </w:t>
+      </w:r>
+      <w:r>
+        <w:t xml:space="preserve">och </w:t>
+      </w:r>
+      <w:r>
+        <w:rPr>
+          <w:i/>
+        </w:rPr>
+        <w:t>6530 Lövängar</w:t>
+      </w:r>
+      <w:r>
+        <w:t xml:space="preserve"> (SLU Artdatabanken, 2026; Nitare &amp; Skogsstyrelsen, 2019).</w:t>
+      </w:r>
+    </w:p>
+    <w:p>
+      <w:r>
+        <w:rPr>
+          <w:b/>
+        </w:rPr>
+        <w:t>Talltagel (NT)</w:t>
+      </w:r>
+      <w:r>
+        <w:t xml:space="preserve"> är en boreal art som förekommer på tall i äldre, öppna tallskogar. Den påverkas negativt av brist på kontinuitetsskog och minskningstakten bedöms vara nära gränsvärdet för Sårbar (VU). Talltagel är typisk art för </w:t>
+      </w:r>
+      <w:r>
+        <w:rPr>
+          <w:i/>
+        </w:rPr>
+        <w:t>9010 Taiga</w:t>
+      </w:r>
+      <w:r>
+        <w:t xml:space="preserve"> (SLU Artdatabanken, 2026).</w:t>
+      </w:r>
+    </w:p>
+    <w:p>
+      <w:r>
+        <w:rPr>
+          <w:b/>
+        </w:rPr>
+        <w:t>Tretåig hackspett (NT, §4)</w:t>
+      </w:r>
+      <w:r>
+        <w:t xml:space="preserve"> är rödlistad som nära hotad och ingår i bilaga 1 i EU:s fågeldirektiv. Tretåig hackspett är för sin överlevnad beroende av kontinuerlig tillförsel av äldre döende och död ved, som sker genom naturliga självgallringsprocesser i äldre grannaturskogar och barrblandade naturskogar. Om en skog genom skogsbruk gallras eller glesas ur så upphör och uteblir i stort sett den naturliga självgallringsprocessen för mycket lång tid framöver vilket omöjliggör upprätthållandet av den kontinuerliga ekologiska funktionen i ett område. Det finns studier som visar att naturskogens självgallringsprocess som den tretåiga hackspetten är beroende av, inte kan ersättas med efterlämnad hänsyn i skogsbruket (Imbeau &amp; Desrochers, 2002). Storleken på häckningsreviret varierar med skogstypen, förekomsten av död ved och graden av fragmentering, men är i allmänhet i storleksordningen 25–100 hektar. Vintertid krävs ofta betydligt större områden och det finns studier som antyder att arten behöver minst 100 hektar äldre skog. I områden med låg bonitet kan det behövas över 200 hektar lämpligt habitat för att ett par ska kunna reproducera sig. Områden med dokumenterad permanent förekomst i naturskogsmiljöer har vanligen så stora naturvärden att skogsbruk är olämpligt. Tretåig hackspett är typisk art för </w:t>
+      </w:r>
+      <w:r>
+        <w:rPr>
+          <w:i/>
+        </w:rPr>
+        <w:t xml:space="preserve">9010 Taiga, 9740 Skogsbevuxen myr, 9030 Landhöjningsskog </w:t>
+      </w:r>
+      <w:r>
+        <w:t xml:space="preserve">och </w:t>
+      </w:r>
+      <w:r>
+        <w:rPr>
+          <w:i/>
+        </w:rPr>
+        <w:t>9040 Fjällbjörkskog</w:t>
+      </w:r>
+      <w:r>
+        <w:t xml:space="preserve"> (Skogsstyrelsen, 2016; SLU Artdatabanken, 2024).</w:t>
+      </w:r>
+    </w:p>
+    <w:p>
+      <w:r>
+        <w:rPr>
+          <w:b/>
+        </w:rPr>
+        <w:t>Vedflamlav (NT)</w:t>
+      </w:r>
+      <w:r>
+        <w:t xml:space="preserve"> växer på gammal hård och torr, exponerad kärnved av tall, främst på högstubbar i ljusöppna lägen, t.ex. vid och på myrar, sjökanter, i glesa hällmarkskogar och i brandpräglade tallnaturskogar. Substratet nyskapas i begränsad omfattning och arten är en utmärkt indikator på höga naturvärden i denna skogstyp. Tall- och barrblandskogar med naturskogskaraktär och spår av bränder har ofta höga biologiska värden och bör skyddas. På vedflamlavens bål kan den sällsynta spiklaven/parasiten </w:t>
+      </w:r>
+      <w:r>
+        <w:rPr>
+          <w:i/>
+        </w:rPr>
+        <w:t>Calicium ramboldiicola</w:t>
+      </w:r>
+      <w:r>
+        <w:t xml:space="preserve"> (VU) påträffas (SLU Artdatabanken, 2026).</w:t>
+      </w:r>
+    </w:p>
+    <w:p>
+      <w:r>
+        <w:rPr>
+          <w:b/>
+        </w:rPr>
+        <w:t>Vedskivlav (NT)</w:t>
+      </w:r>
+      <w:r>
+        <w:t xml:space="preserve"> växer på gammal, torr, exponerad, hård kärnved av framförallt tall i naturskogsartade bestånd. Avverkning av tallskog av naturskogskaraktär med spår av återkommande bränder är ett hot. Mängden lämplig ved att växa på för vedskivlav minskar, dels på grund av naturlig nedbrytning men framförallt på grund av att de förstörs i samband med slutavverkningar, gallringar och markberedning. Tall- och blandbarrskogar av naturskogskaraktär med spår av återkommande bränder bör skyddas. Vedskivlav är typisk art för </w:t>
+      </w:r>
+      <w:r>
+        <w:rPr>
+          <w:i/>
+        </w:rPr>
+        <w:t>9010 Taiga</w:t>
+      </w:r>
+      <w:r>
+        <w:t xml:space="preserve"> (SLU Artdatabanken, 2024).</w:t>
+      </w:r>
+    </w:p>
+    <w:p>
+      <w:r>
+        <w:rPr>
+          <w:b/>
+        </w:rPr>
+        <w:t xml:space="preserve">Vedtrappmossa (NT) </w:t>
+      </w:r>
+      <w:r>
+        <w:t xml:space="preserve">växer på död ved, främst i gammal granskog. Den förekommer knappast alls i fjällnära barrskogar utan finns i skogslandskapet nedom fjällen och framför allt i landets södra delar är den en mycket bra signalart för barrnaturskog med höga naturvärden. Skogsavverkning och brist på grov död ved i skogen är de allvarligaste hoten och den överlever inte kalhyggesbruk. Lokaler med sluten granskog, tillräckligt stora för att säkerställa ett kontinuerligt tillskott på grova lågor, bör undantas från storskaligt skogsbruk. Vedtrappmossa är typisk art för </w:t>
+      </w:r>
+      <w:r>
+        <w:rPr>
+          <w:i/>
+        </w:rPr>
+        <w:t>9010 Taiga</w:t>
+      </w:r>
+      <w:r>
+        <w:t xml:space="preserve"> (SLU Artdatabanken, 2024).</w:t>
+      </w:r>
+    </w:p>
+    <w:p>
+      <w:r>
+        <w:rPr>
+          <w:b/>
+        </w:rPr>
+        <w:t>Violmussling (NT)</w:t>
+      </w:r>
+      <w:r>
+        <w:t xml:space="preserve"> växer på döda, oftast omkullfallna stammar av gran eller tall. De flesta fynden har gjorts i gammal, orörd skog och arten är en mycket god indikator på förekomst av lång skoglig kontinuitet. Platser som hyser stora bestånd av violmussling bör i första hand skyddas och undantas från skogsbruk. Flera sällsynta och mycket sällsynta tickor och skalbaggar är mer eller mindre starkt associerade med violtickor </w:t>
+      </w:r>
+      <w:r>
+        <w:rPr>
+          <w:i/>
+        </w:rPr>
+        <w:t>Trichaptum spp.</w:t>
+      </w:r>
+      <w:r>
+        <w:t xml:space="preserve"> och död ved som först rötats av någon </w:t>
+      </w:r>
+      <w:r>
+        <w:rPr>
+          <w:i/>
+        </w:rPr>
+        <w:t>Trichaptum-art</w:t>
+      </w:r>
+      <w:r>
+        <w:t>. Bland dessa kan nämnas gul mjukporing (CR), lämmelporing (CR), kilporing (VU), parasitporing (VU), gropig brunbagge (NT), gulbandad brunbagge</w:t>
+      </w:r>
+      <w:r>
+        <w:rPr>
+          <w:i/>
+        </w:rPr>
+        <w:t xml:space="preserve"> </w:t>
+      </w:r>
+      <w:r>
+        <w:t>(NT) och brunkantad brunbagge</w:t>
+      </w:r>
+      <w:r>
+        <w:rPr>
+          <w:i/>
+        </w:rPr>
+        <w:t xml:space="preserve"> </w:t>
+      </w:r>
+      <w:r>
+        <w:t xml:space="preserve">(DD). Violmussling är typisk art för </w:t>
+      </w:r>
+      <w:r>
+        <w:rPr>
+          <w:i/>
+        </w:rPr>
+        <w:t>9010 Taiga</w:t>
+      </w:r>
+      <w:r>
+        <w:t xml:space="preserve"> (SLU Artdatabanken, 2026; Nitare &amp; Skogsstyrelsen, 2019).</w:t>
+      </w:r>
+    </w:p>
+    <w:p>
+      <w:r>
+        <w:rPr>
+          <w:b/>
+        </w:rPr>
+        <w:t>Vitgrynig nållav (NT)</w:t>
+      </w:r>
+      <w:r>
+        <w:t xml:space="preserve"> växer nästan uteslutande på bark av gamla, senvuxna granar i skuggiga lägen med hög och jämn luftfuktighet. Den vanligaste naturtypen för arten är kontinuitetsskogar på frisk mark men den finns också i sumpgranskogar. På lång sikt utgör avverkningar av olikåldriga granskogar av naturskogskaraktär ett allvarligt hot mot arten och skogsbruksåtgärder på eller i närheten av växtplatserna bör undvikas. Naturskogsartade, fuktiga granskogar med förekomster av arten signalerar höga biologiska värden och bör bevaras (SLU Artdatabanken, 2024; Nitare &amp; Skogsstyrelsen, 2019).</w:t>
+      </w:r>
+    </w:p>
+    <w:p>
+      <w:r>
+        <w:rPr>
+          <w:b/>
+        </w:rPr>
+        <w:t>Bronshjon</w:t>
+      </w:r>
+      <w:r>
+        <w:t xml:space="preserve"> är en skalbagge vars larvutveckling sker under grov bark på stammar av döda eller döende barrträd, främst gran, i mindre omfattning tall. Arten är knuten till äldre, naturskogslik granskog med inslag av torkande träd. Bronshjon är typisk art för </w:t>
+      </w:r>
+      <w:r>
+        <w:rPr>
+          <w:i/>
+        </w:rPr>
+        <w:t>9010 Taiga</w:t>
+      </w:r>
+      <w:r>
+        <w:t xml:space="preserve"> (SLU Artdatabanken, 2025).</w:t>
+      </w:r>
+    </w:p>
+    <w:p>
+      <w:r>
+        <w:rPr>
+          <w:b/>
+        </w:rPr>
+        <w:t>Bårdlav</w:t>
+      </w:r>
+      <w:r>
+        <w:t xml:space="preserve"> signalerar miljöer med höga naturvärden och på lokalerna finns vanligtvis många andra ovanliga och rödlistade arter. Den visar även på platser med hög och jämn luftfuktighet. På bårdlav och andra njurlavar (Nephroma) kan de sällsynta parasiterna </w:t>
+      </w:r>
+      <w:r>
+        <w:rPr>
+          <w:i/>
+        </w:rPr>
+        <w:t xml:space="preserve">Protounguicularia nephromatis </w:t>
+      </w:r>
+      <w:r>
+        <w:t xml:space="preserve">(VU) och </w:t>
+      </w:r>
+      <w:r>
+        <w:rPr>
+          <w:i/>
+        </w:rPr>
+        <w:t xml:space="preserve">Tremella nephromatis </w:t>
+      </w:r>
+      <w:r>
+        <w:t xml:space="preserve">(DD) påträffas. Bårdlav är typisk art för </w:t>
+      </w:r>
+      <w:r>
+        <w:rPr>
+          <w:i/>
+        </w:rPr>
+        <w:t xml:space="preserve">9010 Taiga, 9020 Nordlig ädellövskog, 9070 Trädklädd betesmark, 9110 Näringsfattig bokskog, 9160 Näringsrik ekskog, 9180 Ädellövskog i branter </w:t>
+      </w:r>
+      <w:r>
+        <w:t>och</w:t>
+      </w:r>
+      <w:r>
+        <w:rPr>
+          <w:i/>
+        </w:rPr>
+        <w:t xml:space="preserve"> 9190 Näringsfattig ekskog</w:t>
+      </w:r>
+      <w:r>
+        <w:t xml:space="preserve"> (SLU Artdatabanken, 2026; Nitare &amp; Skogsstyrelsen, 2019).</w:t>
+      </w:r>
+    </w:p>
+    <w:p>
+      <w:r>
+        <w:rPr>
+          <w:b/>
+        </w:rPr>
+        <w:t>Korallrot (§8)</w:t>
+      </w:r>
+      <w:r>
+        <w:t xml:space="preserve"> växer i sumpskogar och annan fuktig eller växelfuktig skogsmark, exempelvis i alkärr och kärrkanter, fuktiga bäckdalar, raviner, myrlaggar, sumpiga strandskogar samt i fuktiga lundar. Den visar på mer eller mindre stabila förhållanden och intakt hydrologi och är känslig för avverkning, körskador, skogsgödsling och dikning. Korallrot är typisk art för </w:t>
+      </w:r>
+      <w:r>
+        <w:rPr>
+          <w:i/>
+        </w:rPr>
+        <w:t>9080 Lövsumpskog</w:t>
+      </w:r>
+      <w:r>
+        <w:t xml:space="preserve"> och fridlyst enligt 8 § artskyddsförordningen (SLU Artdatabanken, 2024; Nitare &amp; Skogsstyrelsen, 2019).</w:t>
+      </w:r>
+    </w:p>
+    <w:p>
+      <w:r>
+        <w:rPr>
+          <w:b/>
+        </w:rPr>
+        <w:t>Luddlav</w:t>
+      </w:r>
+      <w:r>
+        <w:t xml:space="preserve"> signalerar lång skoglig kontinuitet med ett stabilt lokal- och mikroklimat med hög och jämn fuktighet. Luddlav är typisk art för </w:t>
+      </w:r>
+      <w:r>
+        <w:rPr>
+          <w:i/>
+        </w:rPr>
+        <w:t>9010 Taiga,</w:t>
+      </w:r>
+      <w:r>
+        <w:t xml:space="preserve"> </w:t>
+      </w:r>
+      <w:r>
+        <w:rPr>
+          <w:i/>
+        </w:rPr>
+        <w:t xml:space="preserve">9020 Nordlig ädellövskog, 9070 Trädklädd betesmark, 9110 Näringsfattig bokskog, 9180 Ädellövskog i branter </w:t>
+      </w:r>
+      <w:r>
+        <w:t>och</w:t>
+      </w:r>
+      <w:r>
+        <w:rPr>
+          <w:i/>
+        </w:rPr>
+        <w:t xml:space="preserve"> 9190 Näringsfattig ekskog </w:t>
+      </w:r>
+      <w:r>
+        <w:t>(Nitare &amp; Skogsstyrelsen, 2019; SLU Artdatabanken, 2025).</w:t>
+      </w:r>
+    </w:p>
+    <w:p>
+      <w:r>
+        <w:rPr>
+          <w:b/>
+        </w:rPr>
+        <w:t>Plattlummer (§9)</w:t>
+      </w:r>
+      <w:r>
+        <w:t xml:space="preserve"> växer främst i ljusöppna sandtallskogar eller annan gles, torr och brandpräglad hedbarrskog. Den är mest frekvent i olika typer av naturskogar och kontinuitetsskogar och missgynnas markant av slutavverkning och maskinell markberedning. Söder ut i landet förekommer de närstående arterna cypresslummer (EN, §8) och mellanlummer (NT, §9), vilka båda omfattas av EU:s art- och habitatdirektiv. Plattlummer är typisk art för </w:t>
+      </w:r>
+      <w:r>
+        <w:rPr>
+          <w:i/>
+        </w:rPr>
+        <w:t xml:space="preserve">9010 Taiga </w:t>
+      </w:r>
+      <w:r>
+        <w:t>och</w:t>
+      </w:r>
+      <w:r>
+        <w:rPr>
+          <w:i/>
+        </w:rPr>
+        <w:t xml:space="preserve"> 2320 Rissandhedar </w:t>
+      </w:r>
+      <w:r>
+        <w:t>(Nitare &amp; Skogsstyrelsen, 2019; SLU Artdatabanken, 2026).</w:t>
+      </w:r>
+    </w:p>
+    <w:p>
+      <w:r>
+        <w:rPr>
+          <w:b/>
+        </w:rPr>
+        <w:t xml:space="preserve">Skinnlav </w:t>
+      </w:r>
+      <w:r>
+        <w:t xml:space="preserve">förekommer på diverse lövträd, främst på gammal asp och sälg. Den påträffas främst i områden med lång kontinuitet av grova lövträd och signalerar skogsmark med höga naturvärden. På lokalerna förekommer som regel ett flertal andra ovanliga eller rödlistade lavar. I likhet med gelélavarna, etablerar sig skinnlaven i skogsmark på grova aspar i sena lövsuccessioner. Skinnlav är typisk art för </w:t>
+      </w:r>
+      <w:r>
+        <w:rPr>
+          <w:i/>
+        </w:rPr>
+        <w:t xml:space="preserve">9010 Taiga, 9020 Nordlig ädellövskog </w:t>
+      </w:r>
+      <w:r>
+        <w:t xml:space="preserve">och </w:t>
+      </w:r>
+      <w:r>
+        <w:rPr>
+          <w:i/>
+        </w:rPr>
+        <w:t xml:space="preserve">9070 Trädklädd betesmark </w:t>
+      </w:r>
+      <w:r>
+        <w:t>(Nitare &amp; Skogsstyrelsen, 2019; SLU Artdatabanken, 2025).</w:t>
+      </w:r>
+    </w:p>
+    <w:p>
+      <w:r>
+        <w:rPr>
+          <w:b/>
+        </w:rPr>
+        <w:t>Spindelblomster (§8)</w:t>
+      </w:r>
+      <w:r>
+        <w:t xml:space="preserve"> växer i äldre mossrik granskog eller barrblandskog, men även i fjällbjörkskog. Arten indikerar långvarig trädkontinuitet och hög luftfuktighet och är mycket känslig för uttorkning och markskador. Spindelblomster har i många trakter minskat starkt under senare tid på grund av slutavverkningar och skogsmarksdikning. Spindelblomster är typisk art för </w:t>
+      </w:r>
+      <w:r>
+        <w:rPr>
+          <w:i/>
+        </w:rPr>
+        <w:t xml:space="preserve">9010 Taiga, 9050 Näringsrik granskog </w:t>
+      </w:r>
+      <w:r>
+        <w:t>och</w:t>
+      </w:r>
+      <w:r>
+        <w:rPr>
+          <w:i/>
+        </w:rPr>
+        <w:t xml:space="preserve"> 9040 Fjällbjörkskog</w:t>
+      </w:r>
+      <w:r>
+        <w:t xml:space="preserve"> (Nitare &amp; Skogsstyrelsen, 2019; SLU Artdatabanken, 2025).</w:t>
+      </w:r>
+    </w:p>
+    <w:p>
+      <w:r>
+        <w:rPr>
+          <w:b/>
+        </w:rPr>
+        <w:t>Stuplav</w:t>
+      </w:r>
+      <w:r>
+        <w:t xml:space="preserve"> är en mycket bra signalart i hela sitt utbredningsområde och förekommer nästan enbart i skogsmiljöer med höga naturvärden. Den indikerar långvarig förekomst av gamla lövträd och miljöer med konstant hög luftfuktighet. I skogar med suboceaniskt klimat finns det en mycket sällsynt parasit, njurlavsknapp </w:t>
+      </w:r>
+      <w:r>
+        <w:rPr>
+          <w:i/>
+        </w:rPr>
+        <w:t>Pletocarpon nephromeum</w:t>
+      </w:r>
+      <w:r>
+        <w:t xml:space="preserve"> (EN), som växer på stuplav. Ytterligare tre sällsynta lavparasiter, </w:t>
+      </w:r>
+      <w:r>
+        <w:rPr>
+          <w:i/>
+        </w:rPr>
+        <w:t>Protounguicularia nephromatis</w:t>
+      </w:r>
+      <w:r>
+        <w:t xml:space="preserve"> (VU), </w:t>
+      </w:r>
+      <w:r>
+        <w:rPr>
+          <w:i/>
+        </w:rPr>
+        <w:t>Refractohilum galligenum</w:t>
+      </w:r>
+      <w:r>
+        <w:t xml:space="preserve"> (NT) och </w:t>
+      </w:r>
+      <w:r>
+        <w:rPr>
+          <w:i/>
+        </w:rPr>
+        <w:t>Roselliniella nephromatis</w:t>
+      </w:r>
+      <w:r>
+        <w:t xml:space="preserve"> (DD), kan också påträffas på stuplav. Stuplav är typisk art för </w:t>
+      </w:r>
+      <w:r>
+        <w:rPr>
+          <w:i/>
+        </w:rPr>
+        <w:t>9010 Taiga</w:t>
+      </w:r>
+      <w:r>
+        <w:t xml:space="preserve"> (SLU Artdatabanken, 2026; Nitare &amp; Skogsstyrelsen, 2019).</w:t>
+      </w:r>
+    </w:p>
+    <w:p>
+      <w:r>
+        <w:rPr>
+          <w:b/>
+        </w:rPr>
+        <w:t xml:space="preserve">Vedticka </w:t>
+      </w:r>
+      <w:r>
+        <w:t xml:space="preserve">är en bra signalart söder om den naturliga norrlandsgränsen. Den är huvudsakligen knuten till äldre barrskogar där det föreligger långvarig kontinuitet av död barrved. Vedticka är typisk art för </w:t>
+      </w:r>
+      <w:r>
+        <w:rPr>
+          <w:i/>
+        </w:rPr>
+        <w:t xml:space="preserve">9010 Taiga </w:t>
+      </w:r>
+      <w:r>
+        <w:t>(Nitare &amp; Skogsstyrelsen, 2019; SLU Artdatabanken, 2025).</w:t>
+      </w:r>
+    </w:p>
+    <w:p>
+      <w:r>
+        <w:rPr>
+          <w:b/>
+        </w:rPr>
+        <w:t xml:space="preserve">Vågbandad barkbock </w:t>
+      </w:r>
+      <w:r>
+        <w:t>är en långhorning vars larvutveckling sker under bark på nyligen döda stående barrträd, främst gran, mer undantagsvis på tall. Främst i stående träd, särskilt gamla, långsamvuxna granar med grov bark, även i grövre grenar, stubbar eller vindfällen. Arten är starkt knuten till naturskogsliknande granskogar, och gynnas av extrema torrsomrar som försvagar träden. Arten påverkas negativt av brist på kontinuitetsskog och en minskning av populationen pågår eller förväntas ske (SLU Artdatabanken, 2025).</w:t>
+      </w:r>
+    </w:p>
+    <w:p>
+      <w:r>
+        <w:rPr>
+          <w:b/>
+        </w:rPr>
+        <w:t>Tofsmes (§4)</w:t>
+      </w:r>
+      <w:r>
+        <w:t xml:space="preserve"> häckar i barr- och blandskog, främst i tallskog. Tofsmes är typisk art för </w:t>
+      </w:r>
+      <w:r>
+        <w:rPr>
+          <w:i/>
+        </w:rPr>
+        <w:t xml:space="preserve">9010 Taiga </w:t>
+      </w:r>
+      <w:r>
+        <w:t>(SLU Artdatabanken, 2025).</w:t>
       </w:r>
     </w:p>
     <w:p>
@@ -392,7 +1225,7 @@
         <w:rPr>
           <w:i/>
         </w:rPr>
-        <w:t>I det avverkningsanmälda skogsområdet har 32 rödlistade arter och signalarter påträffats. Detta ska jämföras med Skogsstyrelsens uppföljning 2017 av nyckelbiotoper som visade att man i genomsnitt hittar 20,6 olika rödlistade arter och signalarter i en nyckelbiotop (Wijk, S. 2017. Biologisk mångfald i nyckelbiotoper – Resultat från inventeringen ”Uppföljning biologisk mångfald” 2009-2015. Rapport 4/2017 Skogsstyrelsen, Jönköping).</w:t>
+        <w:t>I det avverkningsanmälda skogsområdet har 36 rödlistade arter och signalarter påträffats. Detta ska jämföras med Skogsstyrelsens uppföljning 2017 av nyckelbiotoper som visade att man i genomsnitt hittar 20,6 olika rödlistade arter och signalarter i en nyckelbiotop (Wijk, S. 2017. Biologisk mångfald i nyckelbiotoper – Resultat från inventeringen “Uppföljning biologisk mångfald” 2009–2015. Rapport 4/2017 Skogsstyrelsen, Jönköping).</w:t>
       </w:r>
     </w:p>
     <w:p>
@@ -421,7 +1254,7 @@
         <w:rPr>
           <w:i/>
         </w:rPr>
-        <w:t>I det avverkningsanmälda skogsområdet har 33 naturvårdsarter varav 21 rödlistade arter sina livsmiljöer och växtplatser.</w:t>
+        <w:t>I det avverkningsanmälda skogsområdet har 37 naturvårdsarter varav 25 rödlistade arter sina livsmiljöer och växtplatser.</w:t>
       </w:r>
     </w:p>
     <w:p>
@@ -453,7 +1286,7 @@
     </w:p>
     <w:p>
       <w:r>
-        <w:t xml:space="preserve">Som ”Chain of Custody”-certifierad organisation är skogsbolaget bunden av de fastställda reglerna i Del 1 Punkt 1 c) i Policy för organisationer associerade med FSC (FSC-POL-01-004 V2-0 EN + SVE version 2012-03-02): </w:t>
+        <w:t xml:space="preserve">Som “Chain of Custody”-certifierad organisation är skogsbolaget bunden av de fastställda reglerna i Del 1 Punkt 1 c) i Policy för organisationer associerade med FSC (FSC-POL-01-004 V2-0 EN + SVE version 2012-03-02): </w:t>
       </w:r>
     </w:p>
     <w:p>
@@ -618,7 +1451,7 @@
         <w:pStyle w:val="Title"/>
       </w:pPr>
       <w:r>
-        <w:t>BILAGA 1 - Fridlysta arter</w:t>
+        <w:t>BILAGA 1 – Fridlysta arter</w:t>
       </w:r>
     </w:p>
     <w:p>
@@ -626,12 +1459,69 @@
         <w:pStyle w:val="Heading1"/>
       </w:pPr>
       <w:r>
-        <w:t>Tjäder – ekologi samt krav på livsmiljön</w:t>
+        <w:t>Tretåig hackspett – ekologi samt krav på livsmiljön</w:t>
       </w:r>
     </w:p>
     <w:p>
       <w:r>
-        <w:t xml:space="preserve">Tjäder (§4) är en utpräglad skogsfågel knuten till större sammanhängande barrskogsområden. Tupparna och hönorna utnyttjar till viss del olika miljöer, och   habitatvalet varierar dessutom mellan olika delar av året. För att det ska finnas livskraftiga tjäderbestånd krävs funktionella skogslandskap med en blandning av uppvuxen, gles och luckig skog, täta sumpskogar, myrar och andra små våtmarker. Arten försvinner när skogen fragmenteras och den sammanlagda arealen hyggen och andra öppna områden blir för stor. Ett småskaligt och försiktigt virkesuttag genom hyggesfria metoder kan i vissa fall vara möjligt i området inom 200 m från lekcentrum. Längre ut från lekcentrum, inom 200–500 m bör den avverkade ytan inte överskrida 1 hektar för att undvika alltför stora och snabba förändringar. </w:t>
+        <w:t xml:space="preserve">Tretåig hackspett (NT) är fridlyst enligt §4 Artskyddsförordningen och finns med som prioriterad art i Skogsstyrelsen vägledning för skogsbruket (bilaga 4 till SVL). I vägledningen står bland annat att: </w:t>
+      </w:r>
+      <w:r>
+        <w:rPr>
+          <w:i/>
+        </w:rPr>
+        <w:t xml:space="preserve">“Tretåig hackspett har stora arealkrav och höga krav på sin livsmiljö. Omdaningen av naturskogar till kulturskogar medför en förlust av viktiga miljöer, något som förstärks av ökad fragmentering till följd av avverkningar.” </w:t>
+      </w:r>
+      <w:r>
+        <w:t xml:space="preserve">Vidare att: </w:t>
+      </w:r>
+      <w:r>
+        <w:rPr>
+          <w:i/>
+        </w:rPr>
+        <w:t>“Områden med dokumenterad permanent förekomst i naturskogsmiljöer har vanligen så stora naturvärden att skogsbruk är olämpligt”</w:t>
+      </w:r>
+      <w:r>
+        <w:t xml:space="preserve"> (SLU Artdatabanken, 2024; Skogsstyrelsen, 2016)</w:t>
+      </w:r>
+      <w:r>
+        <w:rPr>
+          <w:i/>
+        </w:rPr>
+        <w:t>.</w:t>
+      </w:r>
+    </w:p>
+    <w:p>
+      <w:r>
+        <w:t>Tretåig hackspett är beroende av större sammanhängande naturskogar med kontinuerlig tillgång och nybildning av död ved och fragmentering av livsmiljöerna utgör ett stort hot mot arten (se exempelvis Stachura-Skierczynska et al., 2009; Wesolowski et al., 2005; Butler et al., 2004; Pakkala et al., 2002; Amcoff et al., 1996; Virkkala, 1991). Det finns studier som visar att naturskogens självgallringsprocess som den tretåiga hackspetten är beroende av, inte kan ersättas med efterlämnad hänsyn i skogsbruket (Imbeau &amp; Desrochers, 2002).</w:t>
+      </w:r>
+    </w:p>
+    <w:p>
+      <w:r>
+        <w:t>Permanenta revir av tretåig hackspett karaktäriseras ofta av artens typiska ringformigt ordnade hackmärken på framför allt gamla granar. För att säkerställa att inte revir av tretåig hackspett drabbas av avverkningsplanerna bör en inventering göras i området både under häckningstid och under vintern, då arten utnyttjar betydligt större områden än under sommarens häckningsrevir. Storleken på häckningsreviret varierar med skogstypen, förekomsten av död ved och graden av fragmentering, men är i allmänhet i storleksordningen 25–100 hektar (SLU Artdatabanken, 2024; Skogsstyrelsen, 2016).</w:t>
+      </w:r>
+    </w:p>
+    <w:p>
+      <w:r>
+        <w:t xml:space="preserve">Förutom fridlysning enligt §4 Artskyddsförordningen är tretåig hackspett även förtecknad i EU:s fågeldirektiv bilaga 1. Den är typisk art för </w:t>
+      </w:r>
+      <w:r>
+        <w:rPr>
+          <w:i/>
+        </w:rPr>
+        <w:t xml:space="preserve">9010 Taiga, 9740 Skogsbevuxen myr, 9030 Landhöjningsskog </w:t>
+      </w:r>
+      <w:r>
+        <w:t xml:space="preserve">och </w:t>
+      </w:r>
+      <w:r>
+        <w:rPr>
+          <w:i/>
+        </w:rPr>
+        <w:t>9040 Fjällbjörkskog</w:t>
+      </w:r>
+      <w:r>
+        <w:t xml:space="preserve"> samt ingår i Natura 2000 och är förtecknad i Bernkonventionen bilaga II (strikt skyddade djurarter) (SLU Artdatabanken, 2024; Skogsstyrelsen, 2016).</w:t>
       </w:r>
     </w:p>
     <w:p>
@@ -639,21 +1529,130 @@
         <w:pStyle w:val="Heading2"/>
       </w:pPr>
       <w:r>
-        <w:t>Referenser - tjäder</w:t>
+        <w:t>Referenser – tretåig hackspett</w:t>
       </w:r>
     </w:p>
     <w:p>
       <w:r>
-        <w:t xml:space="preserve">Skogsstyrelsen, 2019. </w:t>
+        <w:t xml:space="preserve">Amcoff, M. &amp; Eriksson, P. 1996. </w:t>
       </w:r>
       <w:r>
         <w:rPr>
           <w:i/>
         </w:rPr>
-        <w:t xml:space="preserve">Vägledning för hänsyn till fåglar – tjäder. </w:t>
-      </w:r>
-      <w:r>
-        <w:t>https://www.skogsstyrelsen.se/globalassets/lag-och-tillsyn/artskydd/vagledningar-for-hansyn-till-faglar/tjader-vagledning-hansyn2.pdf</w:t>
+        <w:t xml:space="preserve">Förekomst av tretåig hackspett Picoides tridactylus på bestånds- och landskapsnivå. </w:t>
+      </w:r>
+      <w:r>
+        <w:t>Ornis Svecica 6: 107–119.</w:t>
+      </w:r>
+    </w:p>
+    <w:p>
+      <w:r>
+        <w:t xml:space="preserve">Butler, R., Angelstam, P., Ekelund, P. &amp; Schlaeffer, R. 2004. </w:t>
+      </w:r>
+      <w:r>
+        <w:rPr>
+          <w:i/>
+        </w:rPr>
+        <w:t xml:space="preserve">Dead wood threshold values for the three-toed woodpecker presence in boreal and sub-Alpine forest. </w:t>
+      </w:r>
+      <w:r>
+        <w:t>Biological conservation 119(3): 305–318.</w:t>
+      </w:r>
+    </w:p>
+    <w:p>
+      <w:r>
+        <w:t xml:space="preserve">Imbeau, L. &amp; Desrochers, A. 2002. </w:t>
+      </w:r>
+      <w:r>
+        <w:rPr>
+          <w:i/>
+        </w:rPr>
+        <w:t xml:space="preserve">Foraging Ecology and Use of Drumming Trees by Three-Toed Woodpeckers. </w:t>
+      </w:r>
+      <w:r>
+        <w:t>The Journal of Wildlife Management. Vol. 66, No. 1 (Jan., 2002), pp. 222–231.</w:t>
+      </w:r>
+    </w:p>
+    <w:p>
+      <w:r>
+        <w:t xml:space="preserve">Pakkala, T., Hanski, I. &amp; Tomppo, E. 2002. </w:t>
+      </w:r>
+      <w:r>
+        <w:rPr>
+          <w:i/>
+        </w:rPr>
+        <w:t xml:space="preserve">Spatial ecology of the three-toed woodpecker in managed forest landscapes. </w:t>
+      </w:r>
+      <w:r>
+        <w:t>Silva Fennica 36(1): 279–288.</w:t>
+      </w:r>
+    </w:p>
+    <w:p>
+      <w:r>
+        <w:t xml:space="preserve">Skogsstyrelsen, 2016. </w:t>
+      </w:r>
+      <w:r>
+        <w:rPr>
+          <w:i/>
+        </w:rPr>
+        <w:t>Vägledning för hänsyn till fåglar – Tretåig hackspett.</w:t>
+      </w:r>
+    </w:p>
+    <w:p>
+      <w:r>
+        <w:t xml:space="preserve">SLU Artdatabanken, 2024. </w:t>
+      </w:r>
+      <w:r>
+        <w:rPr>
+          <w:i/>
+        </w:rPr>
+        <w:t xml:space="preserve">Artfaktablad. Naturvård – artfakta. </w:t>
+      </w:r>
+      <w:r>
+        <w:t>SLU Artdatabanken, Uppsala.</w:t>
+      </w:r>
+    </w:p>
+    <w:p>
+      <w:r>
+        <w:t xml:space="preserve">Stachura-Skierczynska, K., Tumiel, T. &amp; Skierczynski, M. 2009. </w:t>
+      </w:r>
+      <w:r>
+        <w:rPr>
+          <w:i/>
+        </w:rPr>
+        <w:t xml:space="preserve">Habitat prediction model for three-toed woodpecker and its implications for the conservation of biologically valuable forests. </w:t>
+      </w:r>
+      <w:r>
+        <w:t>Forest Ecology and Management 258(5): 697–703.</w:t>
+      </w:r>
+    </w:p>
+    <w:p>
+      <w:r>
+        <w:t xml:space="preserve">Virkkala, R. 1991. </w:t>
+      </w:r>
+      <w:r>
+        <w:rPr>
+          <w:i/>
+        </w:rPr>
+        <w:t xml:space="preserve">Population trends of forest birds in a Finnish Lapland landscape of large habitat blocks – Consequences of stochastic environmental variation or regional habitat alteration. </w:t>
+      </w:r>
+      <w:r>
+        <w:t>Biological conservation 56(2): 223–240.</w:t>
+      </w:r>
+    </w:p>
+    <w:p>
+      <w:r>
+        <w:t xml:space="preserve">Wesolowski, T., Czeszczewik, D. &amp; Rowinski, P. 2005. </w:t>
+      </w:r>
+      <w:r>
+        <w:rPr>
+          <w:i/>
+        </w:rPr>
+        <w:t xml:space="preserve">Effects of forest management on Three-toed Woodpecker Picoides tridactylus distribution in the Bialowieza Forest (NE Poland): conservation implications. </w:t>
+      </w:r>
+      <w:r>
+        <w:t>Acta Ornithologica 40(1): 53–60.</w:t>
       </w:r>
     </w:p>
     <w:sectPr>
@@ -674,7 +1673,7 @@
 </file>
 
 <file path=word/endnotes.xml><?xml version="1.0" encoding="utf-8"?>
-<w:endnotes xmlns:wpc="http://schemas.microsoft.com/office/word/2010/wordprocessingCanvas" xmlns:cx="http://schemas.microsoft.com/office/drawing/2014/chartex" xmlns:cx1="http://schemas.microsoft.com/office/drawing/2015/9/8/chartex" xmlns:cx2="http://schemas.microsoft.com/office/drawing/2015/10/21/chartex" xmlns:cx3="http://schemas.microsoft.com/office/drawing/2016/5/9/chartex" xmlns:cx4="http://schemas.microsoft.com/office/drawing/2016/5/10/chartex" xmlns:cx5="http://schemas.microsoft.com/office/drawing/2016/5/11/chartex" xmlns:cx6="http://schemas.microsoft.com/office/drawing/2016/5/12/chartex" xmlns:cx7="http://schemas.microsoft.com/office/drawing/2016/5/13/chartex" xmlns:cx8="http://schemas.microsoft.com/office/drawing/2016/5/14/chartex" xmlns:mc="http://schemas.openxmlformats.org/markup-compatibility/2006" xmlns:aink="http://schemas.microsoft.com/office/drawing/2016/ink" xmlns:am3d="http://schemas.microsoft.com/office/drawing/2017/model3d" xmlns:o="urn:schemas-microsoft-com:office:office" xmlns:oel="http://schemas.microsoft.com/office/2019/extlst" xmlns:r="http://schemas.openxmlformats.org/officeDocument/2006/relationships" xmlns:m="http://schemas.openxmlformats.org/officeDocument/2006/math" xmlns:v="urn:schemas-microsoft-com:vml" xmlns:wp14="http://schemas.microsoft.com/office/word/2010/wordprocessingDrawing" xmlns:wp="http://schemas.openxmlformats.org/drawingml/2006/wordprocessingDrawing" xmlns:w10="urn:schemas-microsoft-com:office:word" xmlns:w="http://schemas.openxmlformats.org/wordprocessingml/2006/main" xmlns:w14="http://schemas.microsoft.com/office/word/2010/wordml" xmlns:w15="http://schemas.microsoft.com/office/word/2012/wordml" xmlns:w16cex="http://schemas.microsoft.com/office/word/2018/wordml/cex" xmlns:w16cid="http://schemas.microsoft.com/office/word/2016/wordml/cid" xmlns:w16="http://schemas.microsoft.com/office/word/2018/wordml" xmlns:w16sdtdh="http://schemas.microsoft.com/office/word/2020/wordml/sdtdatahash" xmlns:w16se="http://schemas.microsoft.com/office/word/2015/wordml/symex" xmlns:wpg="http://schemas.microsoft.com/office/word/2010/wordprocessingGroup" xmlns:wpi="http://schemas.microsoft.com/office/word/2010/wordprocessingInk" xmlns:wne="http://schemas.microsoft.com/office/word/2006/wordml" xmlns:wps="http://schemas.microsoft.com/office/word/2010/wordprocessingShape" mc:Ignorable="w14 w15 w16se w16cid w16 w16cex w16sdtdh wp14">
+<w:endnotes xmlns:wpc="http://schemas.microsoft.com/office/word/2010/wordprocessingCanvas" xmlns:cx="http://schemas.microsoft.com/office/drawing/2014/chartex" xmlns:cx1="http://schemas.microsoft.com/office/drawing/2015/9/8/chartex" xmlns:cx2="http://schemas.microsoft.com/office/drawing/2015/10/21/chartex" xmlns:cx3="http://schemas.microsoft.com/office/drawing/2016/5/9/chartex" xmlns:cx4="http://schemas.microsoft.com/office/drawing/2016/5/10/chartex" xmlns:cx5="http://schemas.microsoft.com/office/drawing/2016/5/11/chartex" xmlns:cx6="http://schemas.microsoft.com/office/drawing/2016/5/12/chartex" xmlns:cx7="http://schemas.microsoft.com/office/drawing/2016/5/13/chartex" xmlns:cx8="http://schemas.microsoft.com/office/drawing/2016/5/14/chartex" xmlns:mc="http://schemas.openxmlformats.org/markup-compatibility/2006" xmlns:aink="http://schemas.microsoft.com/office/drawing/2016/ink" xmlns:am3d="http://schemas.microsoft.com/office/drawing/2017/model3d" xmlns:o="urn:schemas-microsoft-com:office:office" xmlns:oel="http://schemas.microsoft.com/office/2019/extlst" xmlns:r="http://schemas.openxmlformats.org/officeDocument/2006/relationships" xmlns:m="http://schemas.openxmlformats.org/officeDocument/2006/math" xmlns:v="urn:schemas-microsoft-com:vml" xmlns:wp14="http://schemas.microsoft.com/office/word/2010/wordprocessingDrawing" xmlns:wp="http://schemas.openxmlformats.org/drawingml/2006/wordprocessingDrawing" xmlns:w10="urn:schemas-microsoft-com:office:word" xmlns:w="http://schemas.openxmlformats.org/wordprocessingml/2006/main" xmlns:w14="http://schemas.microsoft.com/office/word/2010/wordml" xmlns:w15="http://schemas.microsoft.com/office/word/2012/wordml" xmlns:w16cex="http://schemas.microsoft.com/office/word/2018/wordml/cex" xmlns:w16cid="http://schemas.microsoft.com/office/word/2016/wordml/cid" xmlns:w16="http://schemas.microsoft.com/office/word/2018/wordml" xmlns:w16du="http://schemas.microsoft.com/office/word/2023/wordml/word16du" xmlns:w16sdtdh="http://schemas.microsoft.com/office/word/2020/wordml/sdtdatahash" xmlns:w16sdtfl="http://schemas.microsoft.com/office/word/2024/wordml/sdtformatlock" xmlns:w16se="http://schemas.microsoft.com/office/word/2015/wordml/symex" xmlns:wpg="http://schemas.microsoft.com/office/word/2010/wordprocessingGroup" xmlns:wpi="http://schemas.microsoft.com/office/word/2010/wordprocessingInk" xmlns:wne="http://schemas.microsoft.com/office/word/2006/wordml" xmlns:wps="http://schemas.microsoft.com/office/word/2010/wordprocessingShape" mc:Ignorable="w14 w15 w16se w16cid w16 w16cex w16sdtdh w16sdtfl w16du wp14">
   <w:endnote w:type="separator" w:id="-1">
     <w:p>
       <w:pPr>
@@ -699,7 +1698,7 @@
 </file>
 
 <file path=word/footer1.xml><?xml version="1.0" encoding="utf-8"?>
-<w:ftr xmlns:wpc="http://schemas.microsoft.com/office/word/2010/wordprocessingCanvas" xmlns:cx="http://schemas.microsoft.com/office/drawing/2014/chartex" xmlns:cx1="http://schemas.microsoft.com/office/drawing/2015/9/8/chartex" xmlns:cx2="http://schemas.microsoft.com/office/drawing/2015/10/21/chartex" xmlns:cx3="http://schemas.microsoft.com/office/drawing/2016/5/9/chartex" xmlns:cx4="http://schemas.microsoft.com/office/drawing/2016/5/10/chartex" xmlns:cx5="http://schemas.microsoft.com/office/drawing/2016/5/11/chartex" xmlns:cx6="http://schemas.microsoft.com/office/drawing/2016/5/12/chartex" xmlns:cx7="http://schemas.microsoft.com/office/drawing/2016/5/13/chartex" xmlns:cx8="http://schemas.microsoft.com/office/drawing/2016/5/14/chartex" xmlns:mc="http://schemas.openxmlformats.org/markup-compatibility/2006" xmlns:aink="http://schemas.microsoft.com/office/drawing/2016/ink" xmlns:am3d="http://schemas.microsoft.com/office/drawing/2017/model3d" xmlns:o="urn:schemas-microsoft-com:office:office" xmlns:oel="http://schemas.microsoft.com/office/2019/extlst" xmlns:r="http://schemas.openxmlformats.org/officeDocument/2006/relationships" xmlns:m="http://schemas.openxmlformats.org/officeDocument/2006/math" xmlns:v="urn:schemas-microsoft-com:vml" xmlns:wp14="http://schemas.microsoft.com/office/word/2010/wordprocessingDrawing" xmlns:wp="http://schemas.openxmlformats.org/drawingml/2006/wordprocessingDrawing" xmlns:w10="urn:schemas-microsoft-com:office:word" xmlns:w="http://schemas.openxmlformats.org/wordprocessingml/2006/main" xmlns:w14="http://schemas.microsoft.com/office/word/2010/wordml" xmlns:w15="http://schemas.microsoft.com/office/word/2012/wordml" xmlns:w16cex="http://schemas.microsoft.com/office/word/2018/wordml/cex" xmlns:w16cid="http://schemas.microsoft.com/office/word/2016/wordml/cid" xmlns:w16="http://schemas.microsoft.com/office/word/2018/wordml" xmlns:w16sdtdh="http://schemas.microsoft.com/office/word/2020/wordml/sdtdatahash" xmlns:w16se="http://schemas.microsoft.com/office/word/2015/wordml/symex" xmlns:wpg="http://schemas.microsoft.com/office/word/2010/wordprocessingGroup" xmlns:wpi="http://schemas.microsoft.com/office/word/2010/wordprocessingInk" xmlns:wne="http://schemas.microsoft.com/office/word/2006/wordml" xmlns:wps="http://schemas.microsoft.com/office/word/2010/wordprocessingShape" mc:Ignorable="w14 w15 w16se w16cid w16 w16cex w16sdtdh wp14">
+<w:ftr xmlns:wpc="http://schemas.microsoft.com/office/word/2010/wordprocessingCanvas" xmlns:cx="http://schemas.microsoft.com/office/drawing/2014/chartex" xmlns:cx1="http://schemas.microsoft.com/office/drawing/2015/9/8/chartex" xmlns:cx2="http://schemas.microsoft.com/office/drawing/2015/10/21/chartex" xmlns:cx3="http://schemas.microsoft.com/office/drawing/2016/5/9/chartex" xmlns:cx4="http://schemas.microsoft.com/office/drawing/2016/5/10/chartex" xmlns:cx5="http://schemas.microsoft.com/office/drawing/2016/5/11/chartex" xmlns:cx6="http://schemas.microsoft.com/office/drawing/2016/5/12/chartex" xmlns:cx7="http://schemas.microsoft.com/office/drawing/2016/5/13/chartex" xmlns:cx8="http://schemas.microsoft.com/office/drawing/2016/5/14/chartex" xmlns:mc="http://schemas.openxmlformats.org/markup-compatibility/2006" xmlns:aink="http://schemas.microsoft.com/office/drawing/2016/ink" xmlns:am3d="http://schemas.microsoft.com/office/drawing/2017/model3d" xmlns:o="urn:schemas-microsoft-com:office:office" xmlns:oel="http://schemas.microsoft.com/office/2019/extlst" xmlns:r="http://schemas.openxmlformats.org/officeDocument/2006/relationships" xmlns:m="http://schemas.openxmlformats.org/officeDocument/2006/math" xmlns:v="urn:schemas-microsoft-com:vml" xmlns:wp14="http://schemas.microsoft.com/office/word/2010/wordprocessingDrawing" xmlns:wp="http://schemas.openxmlformats.org/drawingml/2006/wordprocessingDrawing" xmlns:w10="urn:schemas-microsoft-com:office:word" xmlns:w="http://schemas.openxmlformats.org/wordprocessingml/2006/main" xmlns:w14="http://schemas.microsoft.com/office/word/2010/wordml" xmlns:w15="http://schemas.microsoft.com/office/word/2012/wordml" xmlns:w16cex="http://schemas.microsoft.com/office/word/2018/wordml/cex" xmlns:w16cid="http://schemas.microsoft.com/office/word/2016/wordml/cid" xmlns:w16="http://schemas.microsoft.com/office/word/2018/wordml" xmlns:w16du="http://schemas.microsoft.com/office/word/2023/wordml/word16du" xmlns:w16sdtdh="http://schemas.microsoft.com/office/word/2020/wordml/sdtdatahash" xmlns:w16sdtfl="http://schemas.microsoft.com/office/word/2024/wordml/sdtformatlock" xmlns:w16se="http://schemas.microsoft.com/office/word/2015/wordml/symex" xmlns:wpg="http://schemas.microsoft.com/office/word/2010/wordprocessingGroup" xmlns:wpi="http://schemas.microsoft.com/office/word/2010/wordprocessingInk" xmlns:wne="http://schemas.microsoft.com/office/word/2006/wordml" xmlns:wps="http://schemas.microsoft.com/office/word/2010/wordprocessingShape" mc:Ignorable="w14 w15 w16se w16cid w16 w16cex w16sdtdh w16sdtfl w16du wp14">
   <w:p>
     <w:pPr>
       <w:pStyle w:val="Footer"/>
@@ -709,7 +1708,7 @@
 </file>
 
 <file path=word/footer2.xml><?xml version="1.0" encoding="utf-8"?>
-<w:ftr xmlns:wpc="http://schemas.microsoft.com/office/word/2010/wordprocessingCanvas" xmlns:cx="http://schemas.microsoft.com/office/drawing/2014/chartex" xmlns:cx1="http://schemas.microsoft.com/office/drawing/2015/9/8/chartex" xmlns:cx2="http://schemas.microsoft.com/office/drawing/2015/10/21/chartex" xmlns:cx3="http://schemas.microsoft.com/office/drawing/2016/5/9/chartex" xmlns:cx4="http://schemas.microsoft.com/office/drawing/2016/5/10/chartex" xmlns:cx5="http://schemas.microsoft.com/office/drawing/2016/5/11/chartex" xmlns:cx6="http://schemas.microsoft.com/office/drawing/2016/5/12/chartex" xmlns:cx7="http://schemas.microsoft.com/office/drawing/2016/5/13/chartex" xmlns:cx8="http://schemas.microsoft.com/office/drawing/2016/5/14/chartex" xmlns:mc="http://schemas.openxmlformats.org/markup-compatibility/2006" xmlns:aink="http://schemas.microsoft.com/office/drawing/2016/ink" xmlns:am3d="http://schemas.microsoft.com/office/drawing/2017/model3d" xmlns:o="urn:schemas-microsoft-com:office:office" xmlns:oel="http://schemas.microsoft.com/office/2019/extlst" xmlns:r="http://schemas.openxmlformats.org/officeDocument/2006/relationships" xmlns:m="http://schemas.openxmlformats.org/officeDocument/2006/math" xmlns:v="urn:schemas-microsoft-com:vml" xmlns:wp14="http://schemas.microsoft.com/office/word/2010/wordprocessingDrawing" xmlns:wp="http://schemas.openxmlformats.org/drawingml/2006/wordprocessingDrawing" xmlns:w10="urn:schemas-microsoft-com:office:word" xmlns:w="http://schemas.openxmlformats.org/wordprocessingml/2006/main" xmlns:w14="http://schemas.microsoft.com/office/word/2010/wordml" xmlns:w15="http://schemas.microsoft.com/office/word/2012/wordml" xmlns:w16cex="http://schemas.microsoft.com/office/word/2018/wordml/cex" xmlns:w16cid="http://schemas.microsoft.com/office/word/2016/wordml/cid" xmlns:w16="http://schemas.microsoft.com/office/word/2018/wordml" xmlns:w16sdtdh="http://schemas.microsoft.com/office/word/2020/wordml/sdtdatahash" xmlns:w16se="http://schemas.microsoft.com/office/word/2015/wordml/symex" xmlns:wpg="http://schemas.microsoft.com/office/word/2010/wordprocessingGroup" xmlns:wpi="http://schemas.microsoft.com/office/word/2010/wordprocessingInk" xmlns:wne="http://schemas.microsoft.com/office/word/2006/wordml" xmlns:wps="http://schemas.microsoft.com/office/word/2010/wordprocessingShape" mc:Ignorable="w14 w15 w16se w16cid w16 w16cex w16sdtdh wp14">
+<w:ftr xmlns:wpc="http://schemas.microsoft.com/office/word/2010/wordprocessingCanvas" xmlns:cx="http://schemas.microsoft.com/office/drawing/2014/chartex" xmlns:cx1="http://schemas.microsoft.com/office/drawing/2015/9/8/chartex" xmlns:cx2="http://schemas.microsoft.com/office/drawing/2015/10/21/chartex" xmlns:cx3="http://schemas.microsoft.com/office/drawing/2016/5/9/chartex" xmlns:cx4="http://schemas.microsoft.com/office/drawing/2016/5/10/chartex" xmlns:cx5="http://schemas.microsoft.com/office/drawing/2016/5/11/chartex" xmlns:cx6="http://schemas.microsoft.com/office/drawing/2016/5/12/chartex" xmlns:cx7="http://schemas.microsoft.com/office/drawing/2016/5/13/chartex" xmlns:cx8="http://schemas.microsoft.com/office/drawing/2016/5/14/chartex" xmlns:mc="http://schemas.openxmlformats.org/markup-compatibility/2006" xmlns:aink="http://schemas.microsoft.com/office/drawing/2016/ink" xmlns:am3d="http://schemas.microsoft.com/office/drawing/2017/model3d" xmlns:o="urn:schemas-microsoft-com:office:office" xmlns:oel="http://schemas.microsoft.com/office/2019/extlst" xmlns:r="http://schemas.openxmlformats.org/officeDocument/2006/relationships" xmlns:m="http://schemas.openxmlformats.org/officeDocument/2006/math" xmlns:v="urn:schemas-microsoft-com:vml" xmlns:wp14="http://schemas.microsoft.com/office/word/2010/wordprocessingDrawing" xmlns:wp="http://schemas.openxmlformats.org/drawingml/2006/wordprocessingDrawing" xmlns:w10="urn:schemas-microsoft-com:office:word" xmlns:w="http://schemas.openxmlformats.org/wordprocessingml/2006/main" xmlns:w14="http://schemas.microsoft.com/office/word/2010/wordml" xmlns:w15="http://schemas.microsoft.com/office/word/2012/wordml" xmlns:w16cex="http://schemas.microsoft.com/office/word/2018/wordml/cex" xmlns:w16cid="http://schemas.microsoft.com/office/word/2016/wordml/cid" xmlns:w16="http://schemas.microsoft.com/office/word/2018/wordml" xmlns:w16du="http://schemas.microsoft.com/office/word/2023/wordml/word16du" xmlns:w16sdtdh="http://schemas.microsoft.com/office/word/2020/wordml/sdtdatahash" xmlns:w16sdtfl="http://schemas.microsoft.com/office/word/2024/wordml/sdtformatlock" xmlns:w16se="http://schemas.microsoft.com/office/word/2015/wordml/symex" xmlns:wpg="http://schemas.microsoft.com/office/word/2010/wordprocessingGroup" xmlns:wpi="http://schemas.microsoft.com/office/word/2010/wordprocessingInk" xmlns:wne="http://schemas.microsoft.com/office/word/2006/wordml" xmlns:wps="http://schemas.microsoft.com/office/word/2010/wordprocessingShape" mc:Ignorable="w14 w15 w16se w16cid w16 w16cex w16sdtdh w16sdtfl w16du wp14">
   <w:p>
     <w:pPr>
       <w:pStyle w:val="Footer"/>
@@ -719,7 +1718,7 @@
 </file>
 
 <file path=word/footer3.xml><?xml version="1.0" encoding="utf-8"?>
-<w:ftr xmlns:wpc="http://schemas.microsoft.com/office/word/2010/wordprocessingCanvas" xmlns:cx="http://schemas.microsoft.com/office/drawing/2014/chartex" xmlns:cx1="http://schemas.microsoft.com/office/drawing/2015/9/8/chartex" xmlns:cx2="http://schemas.microsoft.com/office/drawing/2015/10/21/chartex" xmlns:cx3="http://schemas.microsoft.com/office/drawing/2016/5/9/chartex" xmlns:cx4="http://schemas.microsoft.com/office/drawing/2016/5/10/chartex" xmlns:cx5="http://schemas.microsoft.com/office/drawing/2016/5/11/chartex" xmlns:cx6="http://schemas.microsoft.com/office/drawing/2016/5/12/chartex" xmlns:cx7="http://schemas.microsoft.com/office/drawing/2016/5/13/chartex" xmlns:cx8="http://schemas.microsoft.com/office/drawing/2016/5/14/chartex" xmlns:mc="http://schemas.openxmlformats.org/markup-compatibility/2006" xmlns:aink="http://schemas.microsoft.com/office/drawing/2016/ink" xmlns:am3d="http://schemas.microsoft.com/office/drawing/2017/model3d" xmlns:o="urn:schemas-microsoft-com:office:office" xmlns:oel="http://schemas.microsoft.com/office/2019/extlst" xmlns:r="http://schemas.openxmlformats.org/officeDocument/2006/relationships" xmlns:m="http://schemas.openxmlformats.org/officeDocument/2006/math" xmlns:v="urn:schemas-microsoft-com:vml" xmlns:wp14="http://schemas.microsoft.com/office/word/2010/wordprocessingDrawing" xmlns:wp="http://schemas.openxmlformats.org/drawingml/2006/wordprocessingDrawing" xmlns:w10="urn:schemas-microsoft-com:office:word" xmlns:w="http://schemas.openxmlformats.org/wordprocessingml/2006/main" xmlns:w14="http://schemas.microsoft.com/office/word/2010/wordml" xmlns:w15="http://schemas.microsoft.com/office/word/2012/wordml" xmlns:w16cex="http://schemas.microsoft.com/office/word/2018/wordml/cex" xmlns:w16cid="http://schemas.microsoft.com/office/word/2016/wordml/cid" xmlns:w16="http://schemas.microsoft.com/office/word/2018/wordml" xmlns:w16sdtdh="http://schemas.microsoft.com/office/word/2020/wordml/sdtdatahash" xmlns:w16se="http://schemas.microsoft.com/office/word/2015/wordml/symex" xmlns:wpg="http://schemas.microsoft.com/office/word/2010/wordprocessingGroup" xmlns:wpi="http://schemas.microsoft.com/office/word/2010/wordprocessingInk" xmlns:wne="http://schemas.microsoft.com/office/word/2006/wordml" xmlns:wps="http://schemas.microsoft.com/office/word/2010/wordprocessingShape" mc:Ignorable="w14 w15 w16se w16cid w16 w16cex w16sdtdh wp14">
+<w:ftr xmlns:wpc="http://schemas.microsoft.com/office/word/2010/wordprocessingCanvas" xmlns:cx="http://schemas.microsoft.com/office/drawing/2014/chartex" xmlns:cx1="http://schemas.microsoft.com/office/drawing/2015/9/8/chartex" xmlns:cx2="http://schemas.microsoft.com/office/drawing/2015/10/21/chartex" xmlns:cx3="http://schemas.microsoft.com/office/drawing/2016/5/9/chartex" xmlns:cx4="http://schemas.microsoft.com/office/drawing/2016/5/10/chartex" xmlns:cx5="http://schemas.microsoft.com/office/drawing/2016/5/11/chartex" xmlns:cx6="http://schemas.microsoft.com/office/drawing/2016/5/12/chartex" xmlns:cx7="http://schemas.microsoft.com/office/drawing/2016/5/13/chartex" xmlns:cx8="http://schemas.microsoft.com/office/drawing/2016/5/14/chartex" xmlns:mc="http://schemas.openxmlformats.org/markup-compatibility/2006" xmlns:aink="http://schemas.microsoft.com/office/drawing/2016/ink" xmlns:am3d="http://schemas.microsoft.com/office/drawing/2017/model3d" xmlns:o="urn:schemas-microsoft-com:office:office" xmlns:oel="http://schemas.microsoft.com/office/2019/extlst" xmlns:r="http://schemas.openxmlformats.org/officeDocument/2006/relationships" xmlns:m="http://schemas.openxmlformats.org/officeDocument/2006/math" xmlns:v="urn:schemas-microsoft-com:vml" xmlns:wp14="http://schemas.microsoft.com/office/word/2010/wordprocessingDrawing" xmlns:wp="http://schemas.openxmlformats.org/drawingml/2006/wordprocessingDrawing" xmlns:w10="urn:schemas-microsoft-com:office:word" xmlns:w="http://schemas.openxmlformats.org/wordprocessingml/2006/main" xmlns:w14="http://schemas.microsoft.com/office/word/2010/wordml" xmlns:w15="http://schemas.microsoft.com/office/word/2012/wordml" xmlns:w16cex="http://schemas.microsoft.com/office/word/2018/wordml/cex" xmlns:w16cid="http://schemas.microsoft.com/office/word/2016/wordml/cid" xmlns:w16="http://schemas.microsoft.com/office/word/2018/wordml" xmlns:w16du="http://schemas.microsoft.com/office/word/2023/wordml/word16du" xmlns:w16sdtdh="http://schemas.microsoft.com/office/word/2020/wordml/sdtdatahash" xmlns:w16sdtfl="http://schemas.microsoft.com/office/word/2024/wordml/sdtformatlock" xmlns:w16se="http://schemas.microsoft.com/office/word/2015/wordml/symex" xmlns:wpg="http://schemas.microsoft.com/office/word/2010/wordprocessingGroup" xmlns:wpi="http://schemas.microsoft.com/office/word/2010/wordprocessingInk" xmlns:wne="http://schemas.microsoft.com/office/word/2006/wordml" xmlns:wps="http://schemas.microsoft.com/office/word/2010/wordprocessingShape" mc:Ignorable="w14 w15 w16se w16cid w16 w16cex w16sdtdh w16sdtfl w16du wp14">
   <w:p>
     <w:pPr>
       <w:pStyle w:val="Footer"/>
@@ -729,7 +1728,7 @@
 </file>
 
 <file path=word/footnotes.xml><?xml version="1.0" encoding="utf-8"?>
-<w:footnotes xmlns:wpc="http://schemas.microsoft.com/office/word/2010/wordprocessingCanvas" xmlns:cx="http://schemas.microsoft.com/office/drawing/2014/chartex" xmlns:cx1="http://schemas.microsoft.com/office/drawing/2015/9/8/chartex" xmlns:cx2="http://schemas.microsoft.com/office/drawing/2015/10/21/chartex" xmlns:cx3="http://schemas.microsoft.com/office/drawing/2016/5/9/chartex" xmlns:cx4="http://schemas.microsoft.com/office/drawing/2016/5/10/chartex" xmlns:cx5="http://schemas.microsoft.com/office/drawing/2016/5/11/chartex" xmlns:cx6="http://schemas.microsoft.com/office/drawing/2016/5/12/chartex" xmlns:cx7="http://schemas.microsoft.com/office/drawing/2016/5/13/chartex" xmlns:cx8="http://schemas.microsoft.com/office/drawing/2016/5/14/chartex" xmlns:mc="http://schemas.openxmlformats.org/markup-compatibility/2006" xmlns:aink="http://schemas.microsoft.com/office/drawing/2016/ink" xmlns:am3d="http://schemas.microsoft.com/office/drawing/2017/model3d" xmlns:o="urn:schemas-microsoft-com:office:office" xmlns:oel="http://schemas.microsoft.com/office/2019/extlst" xmlns:r="http://schemas.openxmlformats.org/officeDocument/2006/relationships" xmlns:m="http://schemas.openxmlformats.org/officeDocument/2006/math" xmlns:v="urn:schemas-microsoft-com:vml" xmlns:wp14="http://schemas.microsoft.com/office/word/2010/wordprocessingDrawing" xmlns:wp="http://schemas.openxmlformats.org/drawingml/2006/wordprocessingDrawing" xmlns:w10="urn:schemas-microsoft-com:office:word" xmlns:w="http://schemas.openxmlformats.org/wordprocessingml/2006/main" xmlns:w14="http://schemas.microsoft.com/office/word/2010/wordml" xmlns:w15="http://schemas.microsoft.com/office/word/2012/wordml" xmlns:w16cex="http://schemas.microsoft.com/office/word/2018/wordml/cex" xmlns:w16cid="http://schemas.microsoft.com/office/word/2016/wordml/cid" xmlns:w16="http://schemas.microsoft.com/office/word/2018/wordml" xmlns:w16sdtdh="http://schemas.microsoft.com/office/word/2020/wordml/sdtdatahash" xmlns:w16se="http://schemas.microsoft.com/office/word/2015/wordml/symex" xmlns:wpg="http://schemas.microsoft.com/office/word/2010/wordprocessingGroup" xmlns:wpi="http://schemas.microsoft.com/office/word/2010/wordprocessingInk" xmlns:wne="http://schemas.microsoft.com/office/word/2006/wordml" xmlns:wps="http://schemas.microsoft.com/office/word/2010/wordprocessingShape" mc:Ignorable="w14 w15 w16se w16cid w16 w16cex w16sdtdh wp14">
+<w:footnotes xmlns:wpc="http://schemas.microsoft.com/office/word/2010/wordprocessingCanvas" xmlns:cx="http://schemas.microsoft.com/office/drawing/2014/chartex" xmlns:cx1="http://schemas.microsoft.com/office/drawing/2015/9/8/chartex" xmlns:cx2="http://schemas.microsoft.com/office/drawing/2015/10/21/chartex" xmlns:cx3="http://schemas.microsoft.com/office/drawing/2016/5/9/chartex" xmlns:cx4="http://schemas.microsoft.com/office/drawing/2016/5/10/chartex" xmlns:cx5="http://schemas.microsoft.com/office/drawing/2016/5/11/chartex" xmlns:cx6="http://schemas.microsoft.com/office/drawing/2016/5/12/chartex" xmlns:cx7="http://schemas.microsoft.com/office/drawing/2016/5/13/chartex" xmlns:cx8="http://schemas.microsoft.com/office/drawing/2016/5/14/chartex" xmlns:mc="http://schemas.openxmlformats.org/markup-compatibility/2006" xmlns:aink="http://schemas.microsoft.com/office/drawing/2016/ink" xmlns:am3d="http://schemas.microsoft.com/office/drawing/2017/model3d" xmlns:o="urn:schemas-microsoft-com:office:office" xmlns:oel="http://schemas.microsoft.com/office/2019/extlst" xmlns:r="http://schemas.openxmlformats.org/officeDocument/2006/relationships" xmlns:m="http://schemas.openxmlformats.org/officeDocument/2006/math" xmlns:v="urn:schemas-microsoft-com:vml" xmlns:wp14="http://schemas.microsoft.com/office/word/2010/wordprocessingDrawing" xmlns:wp="http://schemas.openxmlformats.org/drawingml/2006/wordprocessingDrawing" xmlns:w10="urn:schemas-microsoft-com:office:word" xmlns:w="http://schemas.openxmlformats.org/wordprocessingml/2006/main" xmlns:w14="http://schemas.microsoft.com/office/word/2010/wordml" xmlns:w15="http://schemas.microsoft.com/office/word/2012/wordml" xmlns:w16cex="http://schemas.microsoft.com/office/word/2018/wordml/cex" xmlns:w16cid="http://schemas.microsoft.com/office/word/2016/wordml/cid" xmlns:w16="http://schemas.microsoft.com/office/word/2018/wordml" xmlns:w16du="http://schemas.microsoft.com/office/word/2023/wordml/word16du" xmlns:w16sdtdh="http://schemas.microsoft.com/office/word/2020/wordml/sdtdatahash" xmlns:w16sdtfl="http://schemas.microsoft.com/office/word/2024/wordml/sdtformatlock" xmlns:w16se="http://schemas.microsoft.com/office/word/2015/wordml/symex" xmlns:wpg="http://schemas.microsoft.com/office/word/2010/wordprocessingGroup" xmlns:wpi="http://schemas.microsoft.com/office/word/2010/wordprocessingInk" xmlns:wne="http://schemas.microsoft.com/office/word/2006/wordml" xmlns:wps="http://schemas.microsoft.com/office/word/2010/wordprocessingShape" mc:Ignorable="w14 w15 w16se w16cid w16 w16cex w16sdtdh w16sdtfl w16du wp14">
   <w:footnote w:type="separator" w:id="-1">
     <w:p>
       <w:pPr>
@@ -754,7 +1753,7 @@
 </file>
 
 <file path=word/header1.xml><?xml version="1.0" encoding="utf-8"?>
-<w:hdr xmlns:wpc="http://schemas.microsoft.com/office/word/2010/wordprocessingCanvas" xmlns:cx="http://schemas.microsoft.com/office/drawing/2014/chartex" xmlns:cx1="http://schemas.microsoft.com/office/drawing/2015/9/8/chartex" xmlns:cx2="http://schemas.microsoft.com/office/drawing/2015/10/21/chartex" xmlns:cx3="http://schemas.microsoft.com/office/drawing/2016/5/9/chartex" xmlns:cx4="http://schemas.microsoft.com/office/drawing/2016/5/10/chartex" xmlns:cx5="http://schemas.microsoft.com/office/drawing/2016/5/11/chartex" xmlns:cx6="http://schemas.microsoft.com/office/drawing/2016/5/12/chartex" xmlns:cx7="http://schemas.microsoft.com/office/drawing/2016/5/13/chartex" xmlns:cx8="http://schemas.microsoft.com/office/drawing/2016/5/14/chartex" xmlns:mc="http://schemas.openxmlformats.org/markup-compatibility/2006" xmlns:aink="http://schemas.microsoft.com/office/drawing/2016/ink" xmlns:am3d="http://schemas.microsoft.com/office/drawing/2017/model3d" xmlns:o="urn:schemas-microsoft-com:office:office" xmlns:oel="http://schemas.microsoft.com/office/2019/extlst" xmlns:r="http://schemas.openxmlformats.org/officeDocument/2006/relationships" xmlns:m="http://schemas.openxmlformats.org/officeDocument/2006/math" xmlns:v="urn:schemas-microsoft-com:vml" xmlns:wp14="http://schemas.microsoft.com/office/word/2010/wordprocessingDrawing" xmlns:wp="http://schemas.openxmlformats.org/drawingml/2006/wordprocessingDrawing" xmlns:w10="urn:schemas-microsoft-com:office:word" xmlns:w="http://schemas.openxmlformats.org/wordprocessingml/2006/main" xmlns:w14="http://schemas.microsoft.com/office/word/2010/wordml" xmlns:w15="http://schemas.microsoft.com/office/word/2012/wordml" xmlns:w16cex="http://schemas.microsoft.com/office/word/2018/wordml/cex" xmlns:w16cid="http://schemas.microsoft.com/office/word/2016/wordml/cid" xmlns:w16="http://schemas.microsoft.com/office/word/2018/wordml" xmlns:w16sdtdh="http://schemas.microsoft.com/office/word/2020/wordml/sdtdatahash" xmlns:w16se="http://schemas.microsoft.com/office/word/2015/wordml/symex" xmlns:wpg="http://schemas.microsoft.com/office/word/2010/wordprocessingGroup" xmlns:wpi="http://schemas.microsoft.com/office/word/2010/wordprocessingInk" xmlns:wne="http://schemas.microsoft.com/office/word/2006/wordml" xmlns:wps="http://schemas.microsoft.com/office/word/2010/wordprocessingShape" mc:Ignorable="w14 w15 w16se w16cid w16 w16cex w16sdtdh wp14">
+<w:hdr xmlns:wpc="http://schemas.microsoft.com/office/word/2010/wordprocessingCanvas" xmlns:cx="http://schemas.microsoft.com/office/drawing/2014/chartex" xmlns:cx1="http://schemas.microsoft.com/office/drawing/2015/9/8/chartex" xmlns:cx2="http://schemas.microsoft.com/office/drawing/2015/10/21/chartex" xmlns:cx3="http://schemas.microsoft.com/office/drawing/2016/5/9/chartex" xmlns:cx4="http://schemas.microsoft.com/office/drawing/2016/5/10/chartex" xmlns:cx5="http://schemas.microsoft.com/office/drawing/2016/5/11/chartex" xmlns:cx6="http://schemas.microsoft.com/office/drawing/2016/5/12/chartex" xmlns:cx7="http://schemas.microsoft.com/office/drawing/2016/5/13/chartex" xmlns:cx8="http://schemas.microsoft.com/office/drawing/2016/5/14/chartex" xmlns:mc="http://schemas.openxmlformats.org/markup-compatibility/2006" xmlns:aink="http://schemas.microsoft.com/office/drawing/2016/ink" xmlns:am3d="http://schemas.microsoft.com/office/drawing/2017/model3d" xmlns:o="urn:schemas-microsoft-com:office:office" xmlns:oel="http://schemas.microsoft.com/office/2019/extlst" xmlns:r="http://schemas.openxmlformats.org/officeDocument/2006/relationships" xmlns:m="http://schemas.openxmlformats.org/officeDocument/2006/math" xmlns:v="urn:schemas-microsoft-com:vml" xmlns:wp14="http://schemas.microsoft.com/office/word/2010/wordprocessingDrawing" xmlns:wp="http://schemas.openxmlformats.org/drawingml/2006/wordprocessingDrawing" xmlns:w10="urn:schemas-microsoft-com:office:word" xmlns:w="http://schemas.openxmlformats.org/wordprocessingml/2006/main" xmlns:w14="http://schemas.microsoft.com/office/word/2010/wordml" xmlns:w15="http://schemas.microsoft.com/office/word/2012/wordml" xmlns:w16cex="http://schemas.microsoft.com/office/word/2018/wordml/cex" xmlns:w16cid="http://schemas.microsoft.com/office/word/2016/wordml/cid" xmlns:w16="http://schemas.microsoft.com/office/word/2018/wordml" xmlns:w16du="http://schemas.microsoft.com/office/word/2023/wordml/word16du" xmlns:w16sdtdh="http://schemas.microsoft.com/office/word/2020/wordml/sdtdatahash" xmlns:w16sdtfl="http://schemas.microsoft.com/office/word/2024/wordml/sdtformatlock" xmlns:w16se="http://schemas.microsoft.com/office/word/2015/wordml/symex" xmlns:wpg="http://schemas.microsoft.com/office/word/2010/wordprocessingGroup" xmlns:wpi="http://schemas.microsoft.com/office/word/2010/wordprocessingInk" xmlns:wne="http://schemas.microsoft.com/office/word/2006/wordml" xmlns:wps="http://schemas.microsoft.com/office/word/2010/wordprocessingShape" mc:Ignorable="w14 w15 w16se w16cid w16 w16cex w16sdtdh w16sdtfl w16du wp14">
   <w:p>
     <w:pPr>
       <w:pStyle w:val="Header"/>
@@ -764,7 +1763,7 @@
 </file>
 
 <file path=word/header2.xml><?xml version="1.0" encoding="utf-8"?>
-<w:hdr xmlns:wpc="http://schemas.microsoft.com/office/word/2010/wordprocessingCanvas" xmlns:cx="http://schemas.microsoft.com/office/drawing/2014/chartex" xmlns:cx1="http://schemas.microsoft.com/office/drawing/2015/9/8/chartex" xmlns:cx2="http://schemas.microsoft.com/office/drawing/2015/10/21/chartex" xmlns:cx3="http://schemas.microsoft.com/office/drawing/2016/5/9/chartex" xmlns:cx4="http://schemas.microsoft.com/office/drawing/2016/5/10/chartex" xmlns:cx5="http://schemas.microsoft.com/office/drawing/2016/5/11/chartex" xmlns:cx6="http://schemas.microsoft.com/office/drawing/2016/5/12/chartex" xmlns:cx7="http://schemas.microsoft.com/office/drawing/2016/5/13/chartex" xmlns:cx8="http://schemas.microsoft.com/office/drawing/2016/5/14/chartex" xmlns:mc="http://schemas.openxmlformats.org/markup-compatibility/2006" xmlns:aink="http://schemas.microsoft.com/office/drawing/2016/ink" xmlns:am3d="http://schemas.microsoft.com/office/drawing/2017/model3d" xmlns:o="urn:schemas-microsoft-com:office:office" xmlns:oel="http://schemas.microsoft.com/office/2019/extlst" xmlns:r="http://schemas.openxmlformats.org/officeDocument/2006/relationships" xmlns:m="http://schemas.openxmlformats.org/officeDocument/2006/math" xmlns:v="urn:schemas-microsoft-com:vml" xmlns:wp14="http://schemas.microsoft.com/office/word/2010/wordprocessingDrawing" xmlns:wp="http://schemas.openxmlformats.org/drawingml/2006/wordprocessingDrawing" xmlns:w10="urn:schemas-microsoft-com:office:word" xmlns:w="http://schemas.openxmlformats.org/wordprocessingml/2006/main" xmlns:w14="http://schemas.microsoft.com/office/word/2010/wordml" xmlns:w15="http://schemas.microsoft.com/office/word/2012/wordml" xmlns:w16cex="http://schemas.microsoft.com/office/word/2018/wordml/cex" xmlns:w16cid="http://schemas.microsoft.com/office/word/2016/wordml/cid" xmlns:w16="http://schemas.microsoft.com/office/word/2018/wordml" xmlns:w16sdtdh="http://schemas.microsoft.com/office/word/2020/wordml/sdtdatahash" xmlns:w16se="http://schemas.microsoft.com/office/word/2015/wordml/symex" xmlns:wpg="http://schemas.microsoft.com/office/word/2010/wordprocessingGroup" xmlns:wpi="http://schemas.microsoft.com/office/word/2010/wordprocessingInk" xmlns:wne="http://schemas.microsoft.com/office/word/2006/wordml" xmlns:wps="http://schemas.microsoft.com/office/word/2010/wordprocessingShape" mc:Ignorable="w14 w15 w16se w16cid w16 w16cex w16sdtdh wp14">
+<w:hdr xmlns:wpc="http://schemas.microsoft.com/office/word/2010/wordprocessingCanvas" xmlns:cx="http://schemas.microsoft.com/office/drawing/2014/chartex" xmlns:cx1="http://schemas.microsoft.com/office/drawing/2015/9/8/chartex" xmlns:cx2="http://schemas.microsoft.com/office/drawing/2015/10/21/chartex" xmlns:cx3="http://schemas.microsoft.com/office/drawing/2016/5/9/chartex" xmlns:cx4="http://schemas.microsoft.com/office/drawing/2016/5/10/chartex" xmlns:cx5="http://schemas.microsoft.com/office/drawing/2016/5/11/chartex" xmlns:cx6="http://schemas.microsoft.com/office/drawing/2016/5/12/chartex" xmlns:cx7="http://schemas.microsoft.com/office/drawing/2016/5/13/chartex" xmlns:cx8="http://schemas.microsoft.com/office/drawing/2016/5/14/chartex" xmlns:mc="http://schemas.openxmlformats.org/markup-compatibility/2006" xmlns:aink="http://schemas.microsoft.com/office/drawing/2016/ink" xmlns:am3d="http://schemas.microsoft.com/office/drawing/2017/model3d" xmlns:o="urn:schemas-microsoft-com:office:office" xmlns:oel="http://schemas.microsoft.com/office/2019/extlst" xmlns:r="http://schemas.openxmlformats.org/officeDocument/2006/relationships" xmlns:m="http://schemas.openxmlformats.org/officeDocument/2006/math" xmlns:v="urn:schemas-microsoft-com:vml" xmlns:wp14="http://schemas.microsoft.com/office/word/2010/wordprocessingDrawing" xmlns:wp="http://schemas.openxmlformats.org/drawingml/2006/wordprocessingDrawing" xmlns:w10="urn:schemas-microsoft-com:office:word" xmlns:w="http://schemas.openxmlformats.org/wordprocessingml/2006/main" xmlns:w14="http://schemas.microsoft.com/office/word/2010/wordml" xmlns:w15="http://schemas.microsoft.com/office/word/2012/wordml" xmlns:w16cex="http://schemas.microsoft.com/office/word/2018/wordml/cex" xmlns:w16cid="http://schemas.microsoft.com/office/word/2016/wordml/cid" xmlns:w16="http://schemas.microsoft.com/office/word/2018/wordml" xmlns:w16du="http://schemas.microsoft.com/office/word/2023/wordml/word16du" xmlns:w16sdtdh="http://schemas.microsoft.com/office/word/2020/wordml/sdtdatahash" xmlns:w16sdtfl="http://schemas.microsoft.com/office/word/2024/wordml/sdtformatlock" xmlns:w16se="http://schemas.microsoft.com/office/word/2015/wordml/symex" xmlns:wpg="http://schemas.microsoft.com/office/word/2010/wordprocessingGroup" xmlns:wpi="http://schemas.microsoft.com/office/word/2010/wordprocessingInk" xmlns:wne="http://schemas.microsoft.com/office/word/2006/wordml" xmlns:wps="http://schemas.microsoft.com/office/word/2010/wordprocessingShape" mc:Ignorable="w14 w15 w16se w16cid w16 w16cex w16sdtdh w16sdtfl w16du wp14">
   <w:p>
     <w:pPr>
       <w:pStyle w:val="Header"/>
@@ -775,7 +1774,7 @@
 </file>
 
 <file path=word/header3.xml><?xml version="1.0" encoding="utf-8"?>
-<w:hdr xmlns:wpc="http://schemas.microsoft.com/office/word/2010/wordprocessingCanvas" xmlns:cx="http://schemas.microsoft.com/office/drawing/2014/chartex" xmlns:cx1="http://schemas.microsoft.com/office/drawing/2015/9/8/chartex" xmlns:cx2="http://schemas.microsoft.com/office/drawing/2015/10/21/chartex" xmlns:cx3="http://schemas.microsoft.com/office/drawing/2016/5/9/chartex" xmlns:cx4="http://schemas.microsoft.com/office/drawing/2016/5/10/chartex" xmlns:cx5="http://schemas.microsoft.com/office/drawing/2016/5/11/chartex" xmlns:cx6="http://schemas.microsoft.com/office/drawing/2016/5/12/chartex" xmlns:cx7="http://schemas.microsoft.com/office/drawing/2016/5/13/chartex" xmlns:cx8="http://schemas.microsoft.com/office/drawing/2016/5/14/chartex" xmlns:mc="http://schemas.openxmlformats.org/markup-compatibility/2006" xmlns:aink="http://schemas.microsoft.com/office/drawing/2016/ink" xmlns:am3d="http://schemas.microsoft.com/office/drawing/2017/model3d" xmlns:o="urn:schemas-microsoft-com:office:office" xmlns:oel="http://schemas.microsoft.com/office/2019/extlst" xmlns:r="http://schemas.openxmlformats.org/officeDocument/2006/relationships" xmlns:m="http://schemas.openxmlformats.org/officeDocument/2006/math" xmlns:v="urn:schemas-microsoft-com:vml" xmlns:wp14="http://schemas.microsoft.com/office/word/2010/wordprocessingDrawing" xmlns:wp="http://schemas.openxmlformats.org/drawingml/2006/wordprocessingDrawing" xmlns:w10="urn:schemas-microsoft-com:office:word" xmlns:w="http://schemas.openxmlformats.org/wordprocessingml/2006/main" xmlns:w14="http://schemas.microsoft.com/office/word/2010/wordml" xmlns:w15="http://schemas.microsoft.com/office/word/2012/wordml" xmlns:w16cex="http://schemas.microsoft.com/office/word/2018/wordml/cex" xmlns:w16cid="http://schemas.microsoft.com/office/word/2016/wordml/cid" xmlns:w16="http://schemas.microsoft.com/office/word/2018/wordml" xmlns:w16sdtdh="http://schemas.microsoft.com/office/word/2020/wordml/sdtdatahash" xmlns:w16se="http://schemas.microsoft.com/office/word/2015/wordml/symex" xmlns:wpg="http://schemas.microsoft.com/office/word/2010/wordprocessingGroup" xmlns:wpi="http://schemas.microsoft.com/office/word/2010/wordprocessingInk" xmlns:wne="http://schemas.microsoft.com/office/word/2006/wordml" xmlns:wps="http://schemas.microsoft.com/office/word/2010/wordprocessingShape" mc:Ignorable="w14 w15 w16se w16cid w16 w16cex w16sdtdh wp14">
+<w:hdr xmlns:wpc="http://schemas.microsoft.com/office/word/2010/wordprocessingCanvas" xmlns:cx="http://schemas.microsoft.com/office/drawing/2014/chartex" xmlns:cx1="http://schemas.microsoft.com/office/drawing/2015/9/8/chartex" xmlns:cx2="http://schemas.microsoft.com/office/drawing/2015/10/21/chartex" xmlns:cx3="http://schemas.microsoft.com/office/drawing/2016/5/9/chartex" xmlns:cx4="http://schemas.microsoft.com/office/drawing/2016/5/10/chartex" xmlns:cx5="http://schemas.microsoft.com/office/drawing/2016/5/11/chartex" xmlns:cx6="http://schemas.microsoft.com/office/drawing/2016/5/12/chartex" xmlns:cx7="http://schemas.microsoft.com/office/drawing/2016/5/13/chartex" xmlns:cx8="http://schemas.microsoft.com/office/drawing/2016/5/14/chartex" xmlns:mc="http://schemas.openxmlformats.org/markup-compatibility/2006" xmlns:aink="http://schemas.microsoft.com/office/drawing/2016/ink" xmlns:am3d="http://schemas.microsoft.com/office/drawing/2017/model3d" xmlns:o="urn:schemas-microsoft-com:office:office" xmlns:oel="http://schemas.microsoft.com/office/2019/extlst" xmlns:r="http://schemas.openxmlformats.org/officeDocument/2006/relationships" xmlns:m="http://schemas.openxmlformats.org/officeDocument/2006/math" xmlns:v="urn:schemas-microsoft-com:vml" xmlns:wp14="http://schemas.microsoft.com/office/word/2010/wordprocessingDrawing" xmlns:wp="http://schemas.openxmlformats.org/drawingml/2006/wordprocessingDrawing" xmlns:w10="urn:schemas-microsoft-com:office:word" xmlns:w="http://schemas.openxmlformats.org/wordprocessingml/2006/main" xmlns:w14="http://schemas.microsoft.com/office/word/2010/wordml" xmlns:w15="http://schemas.microsoft.com/office/word/2012/wordml" xmlns:w16cex="http://schemas.microsoft.com/office/word/2018/wordml/cex" xmlns:w16cid="http://schemas.microsoft.com/office/word/2016/wordml/cid" xmlns:w16="http://schemas.microsoft.com/office/word/2018/wordml" xmlns:w16du="http://schemas.microsoft.com/office/word/2023/wordml/word16du" xmlns:w16sdtdh="http://schemas.microsoft.com/office/word/2020/wordml/sdtdatahash" xmlns:w16sdtfl="http://schemas.microsoft.com/office/word/2024/wordml/sdtformatlock" xmlns:w16se="http://schemas.microsoft.com/office/word/2015/wordml/symex" xmlns:wpg="http://schemas.microsoft.com/office/word/2010/wordprocessingGroup" xmlns:wpi="http://schemas.microsoft.com/office/word/2010/wordprocessingInk" xmlns:wne="http://schemas.microsoft.com/office/word/2006/wordml" xmlns:wps="http://schemas.microsoft.com/office/word/2010/wordprocessingShape" mc:Ignorable="w14 w15 w16se w16cid w16 w16cex w16sdtdh w16sdtfl w16du wp14">
   <w:p>
     <w:pPr>
       <w:pStyle w:val="Header"/>
@@ -784,12 +1783,12 @@
     <w:r>
       <w:tab/>
       <w:tab/>
-      <w:t>2024-08-04</w:t>
+      <w:t>2026-07-12</w:t>
       <w:br/>
       <w:br/>
     </w:r>
     <w:r>
-      <w:t>Till:</w:t>
+      <w:t>Till: Sveaskog</w:t>
       <w:br/>
     </w:r>
     <w:r>
@@ -801,7 +1800,7 @@
 </file>
 
 <file path=word/numbering.xml><?xml version="1.0" encoding="utf-8"?>
-<w:numbering xmlns:wpc="http://schemas.microsoft.com/office/word/2010/wordprocessingCanvas" xmlns:cx="http://schemas.microsoft.com/office/drawing/2014/chartex" xmlns:cx1="http://schemas.microsoft.com/office/drawing/2015/9/8/chartex" xmlns:cx2="http://schemas.microsoft.com/office/drawing/2015/10/21/chartex" xmlns:cx3="http://schemas.microsoft.com/office/drawing/2016/5/9/chartex" xmlns:cx4="http://schemas.microsoft.com/office/drawing/2016/5/10/chartex" xmlns:cx5="http://schemas.microsoft.com/office/drawing/2016/5/11/chartex" xmlns:cx6="http://schemas.microsoft.com/office/drawing/2016/5/12/chartex" xmlns:cx7="http://schemas.microsoft.com/office/drawing/2016/5/13/chartex" xmlns:cx8="http://schemas.microsoft.com/office/drawing/2016/5/14/chartex" xmlns:mc="http://schemas.openxmlformats.org/markup-compatibility/2006" xmlns:aink="http://schemas.microsoft.com/office/drawing/2016/ink" xmlns:am3d="http://schemas.microsoft.com/office/drawing/2017/model3d" xmlns:o="urn:schemas-microsoft-com:office:office" xmlns:oel="http://schemas.microsoft.com/office/2019/extlst" xmlns:r="http://schemas.openxmlformats.org/officeDocument/2006/relationships" xmlns:m="http://schemas.openxmlformats.org/officeDocument/2006/math" xmlns:v="urn:schemas-microsoft-com:vml" xmlns:wp14="http://schemas.microsoft.com/office/word/2010/wordprocessingDrawing" xmlns:wp="http://schemas.openxmlformats.org/drawingml/2006/wordprocessingDrawing" xmlns:w10="urn:schemas-microsoft-com:office:word" xmlns:w="http://schemas.openxmlformats.org/wordprocessingml/2006/main" xmlns:w14="http://schemas.microsoft.com/office/word/2010/wordml" xmlns:w15="http://schemas.microsoft.com/office/word/2012/wordml" xmlns:w16cex="http://schemas.microsoft.com/office/word/2018/wordml/cex" xmlns:w16cid="http://schemas.microsoft.com/office/word/2016/wordml/cid" xmlns:w16="http://schemas.microsoft.com/office/word/2018/wordml" xmlns:w16sdtdh="http://schemas.microsoft.com/office/word/2020/wordml/sdtdatahash" xmlns:w16se="http://schemas.microsoft.com/office/word/2015/wordml/symex" xmlns:wpg="http://schemas.microsoft.com/office/word/2010/wordprocessingGroup" xmlns:wpi="http://schemas.microsoft.com/office/word/2010/wordprocessingInk" xmlns:wne="http://schemas.microsoft.com/office/word/2006/wordml" xmlns:wps="http://schemas.microsoft.com/office/word/2010/wordprocessingShape" mc:Ignorable="w14 w15 w16se w16cid w16 w16cex w16sdtdh wp14">
+<w:numbering xmlns:wpc="http://schemas.microsoft.com/office/word/2010/wordprocessingCanvas" xmlns:cx="http://schemas.microsoft.com/office/drawing/2014/chartex" xmlns:cx1="http://schemas.microsoft.com/office/drawing/2015/9/8/chartex" xmlns:cx2="http://schemas.microsoft.com/office/drawing/2015/10/21/chartex" xmlns:cx3="http://schemas.microsoft.com/office/drawing/2016/5/9/chartex" xmlns:cx4="http://schemas.microsoft.com/office/drawing/2016/5/10/chartex" xmlns:cx5="http://schemas.microsoft.com/office/drawing/2016/5/11/chartex" xmlns:cx6="http://schemas.microsoft.com/office/drawing/2016/5/12/chartex" xmlns:cx7="http://schemas.microsoft.com/office/drawing/2016/5/13/chartex" xmlns:cx8="http://schemas.microsoft.com/office/drawing/2016/5/14/chartex" xmlns:mc="http://schemas.openxmlformats.org/markup-compatibility/2006" xmlns:aink="http://schemas.microsoft.com/office/drawing/2016/ink" xmlns:am3d="http://schemas.microsoft.com/office/drawing/2017/model3d" xmlns:o="urn:schemas-microsoft-com:office:office" xmlns:oel="http://schemas.microsoft.com/office/2019/extlst" xmlns:r="http://schemas.openxmlformats.org/officeDocument/2006/relationships" xmlns:m="http://schemas.openxmlformats.org/officeDocument/2006/math" xmlns:v="urn:schemas-microsoft-com:vml" xmlns:wp14="http://schemas.microsoft.com/office/word/2010/wordprocessingDrawing" xmlns:wp="http://schemas.openxmlformats.org/drawingml/2006/wordprocessingDrawing" xmlns:w10="urn:schemas-microsoft-com:office:word" xmlns:w="http://schemas.openxmlformats.org/wordprocessingml/2006/main" xmlns:w14="http://schemas.microsoft.com/office/word/2010/wordml" xmlns:w15="http://schemas.microsoft.com/office/word/2012/wordml" xmlns:w16cex="http://schemas.microsoft.com/office/word/2018/wordml/cex" xmlns:w16cid="http://schemas.microsoft.com/office/word/2016/wordml/cid" xmlns:w16="http://schemas.microsoft.com/office/word/2018/wordml" xmlns:w16du="http://schemas.microsoft.com/office/word/2023/wordml/word16du" xmlns:w16sdtdh="http://schemas.microsoft.com/office/word/2020/wordml/sdtdatahash" xmlns:w16sdtfl="http://schemas.microsoft.com/office/word/2024/wordml/sdtformatlock" xmlns:w16se="http://schemas.microsoft.com/office/word/2015/wordml/symex" xmlns:wpg="http://schemas.microsoft.com/office/word/2010/wordprocessingGroup" xmlns:wpi="http://schemas.microsoft.com/office/word/2010/wordprocessingInk" xmlns:wne="http://schemas.microsoft.com/office/word/2006/wordml" xmlns:wps="http://schemas.microsoft.com/office/word/2010/wordprocessingShape" mc:Ignorable="w14 w15 w16se w16cid w16 w16cex w16sdtdh w16sdtfl w16du wp14">
   <w:abstractNum w:abstractNumId="0" w15:restartNumberingAfterBreak="0">
     <w:nsid w:val="FFFFFF7C"/>
     <w:multiLevelType w:val="singleLevel"/>
@@ -1004,7 +2003,7 @@
 </file>
 
 <file path=word/styles.xml><?xml version="1.0" encoding="utf-8"?>
-<w:styles xmlns:mc="http://schemas.openxmlformats.org/markup-compatibility/2006" xmlns:r="http://schemas.openxmlformats.org/officeDocument/2006/relationships" xmlns:w="http://schemas.openxmlformats.org/wordprocessingml/2006/main" xmlns:w14="http://schemas.microsoft.com/office/word/2010/wordml" xmlns:w15="http://schemas.microsoft.com/office/word/2012/wordml" xmlns:w16cex="http://schemas.microsoft.com/office/word/2018/wordml/cex" xmlns:w16cid="http://schemas.microsoft.com/office/word/2016/wordml/cid" xmlns:w16="http://schemas.microsoft.com/office/word/2018/wordml" xmlns:w16sdtdh="http://schemas.microsoft.com/office/word/2020/wordml/sdtdatahash" xmlns:w16se="http://schemas.microsoft.com/office/word/2015/wordml/symex" mc:Ignorable="w14 w15 w16se w16cid w16 w16cex w16sdtdh">
+<w:styles xmlns:mc="http://schemas.openxmlformats.org/markup-compatibility/2006" xmlns:r="http://schemas.openxmlformats.org/officeDocument/2006/relationships" xmlns:w="http://schemas.openxmlformats.org/wordprocessingml/2006/main" xmlns:w14="http://schemas.microsoft.com/office/word/2010/wordml" xmlns:w15="http://schemas.microsoft.com/office/word/2012/wordml" xmlns:w16cex="http://schemas.microsoft.com/office/word/2018/wordml/cex" xmlns:w16cid="http://schemas.microsoft.com/office/word/2016/wordml/cid" xmlns:w16="http://schemas.microsoft.com/office/word/2018/wordml" xmlns:w16du="http://schemas.microsoft.com/office/word/2023/wordml/word16du" xmlns:w16sdtdh="http://schemas.microsoft.com/office/word/2020/wordml/sdtdatahash" xmlns:w16sdtfl="http://schemas.microsoft.com/office/word/2024/wordml/sdtformatlock" xmlns:w16se="http://schemas.microsoft.com/office/word/2015/wordml/symex" mc:Ignorable="w14 w15 w16se w16cid w16 w16cex w16sdtdh w16sdtfl w16du">
   <w:docDefaults>
     <w:rPrDefault>
       <w:rPr>
@@ -1762,7 +2761,7 @@
     <w:link w:val="TitleChar"/>
     <w:uiPriority w:val="10"/>
     <w:qFormat/>
-    <w:rsid w:val="007106C8"/>
+    <w:rsid w:val="00E854FA"/>
     <w:pPr>
       <w:spacing w:after="300" w:line="240" w:lineRule="auto"/>
       <w:contextualSpacing/>
@@ -1772,7 +2771,7 @@
       <w:rFonts w:eastAsiaTheme="majorEastAsia" w:cstheme="majorBidi"/>
       <w:spacing w:val="5"/>
       <w:kern w:val="28"/>
-      <w:sz w:val="52"/>
+      <w:sz w:val="40"/>
       <w:szCs w:val="52"/>
       <w:lang w:val="sv-SE" w:eastAsia="en-US" w:bidi="ar-SA"/>
     </w:rPr>
@@ -1782,12 +2781,12 @@
     <w:basedOn w:val="DefaultParagraphFont"/>
     <w:link w:val="Title"/>
     <w:uiPriority w:val="10"/>
-    <w:rsid w:val="007106C8"/>
+    <w:rsid w:val="00E854FA"/>
     <w:rPr>
       <w:rFonts w:ascii="Times New Roman" w:eastAsiaTheme="majorEastAsia" w:hAnsi="Times New Roman" w:cstheme="majorBidi"/>
       <w:spacing w:val="5"/>
       <w:kern w:val="28"/>
-      <w:sz w:val="52"/>
+      <w:sz w:val="40"/>
       <w:szCs w:val="52"/>
       <w:lang w:val="sv-SE" w:eastAsia="en-US" w:bidi="ar-SA"/>
     </w:rPr>

--- a/klagomål/Björnideforsen B FSC-klagomål.docx
+++ b/klagomål/Björnideforsen B FSC-klagomål.docx
@@ -168,7 +168,7 @@
     </w:p>
     <w:p>
       <w:r>
-        <w:t>Detta klagomål behandlar höga naturvärden i avverkningsanmälan Björnideforsen B i Arvidsjaurs kommun som inkom 2026-07-12 och omfattar 56,7 ha.</w:t>
+        <w:t>Detta klagomål behandlar höga naturvärden i avverkningsanmälan Björnideforsen B i Arvidsjaurs kommun som inkom 2026-07-13 och omfattar 56,7 ha.</w:t>
       </w:r>
     </w:p>
     <w:p>
@@ -1783,7 +1783,7 @@
     <w:r>
       <w:tab/>
       <w:tab/>
-      <w:t>2026-07-12</w:t>
+      <w:t>2026-07-13</w:t>
       <w:br/>
       <w:br/>
     </w:r>

--- a/klagomål/Björnideforsen B FSC-klagomål.docx
+++ b/klagomål/Björnideforsen B FSC-klagomål.docx
@@ -168,7 +168,7 @@
     </w:p>
     <w:p>
       <w:r>
-        <w:t>Detta klagomål behandlar höga naturvärden i avverkningsanmälan Björnideforsen B i Arvidsjaurs kommun som inkom 2026-07-13 och omfattar 56,7 ha.</w:t>
+        <w:t>Detta klagomål behandlar höga naturvärden i avverkningsanmälan Björnideforsen B i Arvidsjaurs kommun som inkom 2026-07-14 och omfattar 56,7 ha.</w:t>
       </w:r>
     </w:p>
     <w:p>
@@ -1783,7 +1783,7 @@
     <w:r>
       <w:tab/>
       <w:tab/>
-      <w:t>2026-07-13</w:t>
+      <w:t>2026-07-14</w:t>
       <w:br/>
       <w:br/>
     </w:r>

--- a/klagomål/Björnideforsen B FSC-klagomål.docx
+++ b/klagomål/Björnideforsen B FSC-klagomål.docx
@@ -168,7 +168,7 @@
     </w:p>
     <w:p>
       <w:r>
-        <w:t>Detta klagomål behandlar höga naturvärden i avverkningsanmälan Björnideforsen B i Arvidsjaurs kommun som inkom 2026-07-14 och omfattar 56,7 ha.</w:t>
+        <w:t>Detta klagomål behandlar höga naturvärden i avverkningsanmälan Björnideforsen B i Arvidsjaurs kommun som inkom 2026-07-15 och omfattar 56,7 ha.</w:t>
       </w:r>
     </w:p>
     <w:p>
@@ -1783,7 +1783,7 @@
     <w:r>
       <w:tab/>
       <w:tab/>
-      <w:t>2026-07-14</w:t>
+      <w:t>2026-07-15</w:t>
       <w:br/>
       <w:br/>
     </w:r>

--- a/klagomål/Björnideforsen B FSC-klagomål.docx
+++ b/klagomål/Björnideforsen B FSC-klagomål.docx
@@ -168,7 +168,7 @@
     </w:p>
     <w:p>
       <w:r>
-        <w:t>Detta klagomål behandlar höga naturvärden i avverkningsanmälan Björnideforsen B i Arvidsjaurs kommun som inkom 2026-07-15 och omfattar 56,7 ha.</w:t>
+        <w:t>Detta klagomål behandlar höga naturvärden i avverkningsanmälan Björnideforsen B i Arvidsjaurs kommun som inkom 2026-07-16 och omfattar 56,7 ha.</w:t>
       </w:r>
     </w:p>
     <w:p>
@@ -1783,7 +1783,7 @@
     <w:r>
       <w:tab/>
       <w:tab/>
-      <w:t>2026-07-15</w:t>
+      <w:t>2026-07-16</w:t>
       <w:br/>
       <w:br/>
     </w:r>

--- a/klagomål/Björnideforsen B FSC-klagomål.docx
+++ b/klagomål/Björnideforsen B FSC-klagomål.docx
@@ -168,7 +168,7 @@
     </w:p>
     <w:p>
       <w:r>
-        <w:t>Detta klagomål behandlar höga naturvärden i avverkningsanmälan Björnideforsen B i Arvidsjaurs kommun som inkom 2026-07-16 och omfattar 56,7 ha.</w:t>
+        <w:t>Detta klagomål behandlar höga naturvärden i avverkningsanmälan Björnideforsen B i Arvidsjaurs kommun som inkom 2026-07-17 och omfattar 56,7 ha.</w:t>
       </w:r>
     </w:p>
     <w:p>
@@ -1783,7 +1783,7 @@
     <w:r>
       <w:tab/>
       <w:tab/>
-      <w:t>2026-07-16</w:t>
+      <w:t>2026-07-17</w:t>
       <w:br/>
       <w:br/>
     </w:r>

--- a/klagomål/Björnideforsen B FSC-klagomål.docx
+++ b/klagomål/Björnideforsen B FSC-klagomål.docx
@@ -168,7 +168,7 @@
     </w:p>
     <w:p>
       <w:r>
-        <w:t>Detta klagomål behandlar höga naturvärden i avverkningsanmälan Björnideforsen B i Arvidsjaurs kommun som inkom 2026-07-17 och omfattar 56,7 ha.</w:t>
+        <w:t>Detta klagomål behandlar höga naturvärden i avverkningsanmälan Björnideforsen B i Arvidsjaurs kommun som inkom 2026-07-18 och omfattar 56,7 ha.</w:t>
       </w:r>
     </w:p>
     <w:p>
@@ -1783,7 +1783,7 @@
     <w:r>
       <w:tab/>
       <w:tab/>
-      <w:t>2026-07-17</w:t>
+      <w:t>2026-07-18</w:t>
       <w:br/>
       <w:br/>
     </w:r>

--- a/klagomål/Björnideforsen B FSC-klagomål.docx
+++ b/klagomål/Björnideforsen B FSC-klagomål.docx
@@ -168,7 +168,7 @@
     </w:p>
     <w:p>
       <w:r>
-        <w:t>Detta klagomål behandlar höga naturvärden i avverkningsanmälan Björnideforsen B i Arvidsjaurs kommun som inkom 2026-07-18 och omfattar 56,7 ha.</w:t>
+        <w:t>Detta klagomål behandlar höga naturvärden i avverkningsanmälan Björnideforsen B i Arvidsjaurs kommun som inkom 2026-07-19 och omfattar 56,7 ha.</w:t>
       </w:r>
     </w:p>
     <w:p>
@@ -1783,7 +1783,7 @@
     <w:r>
       <w:tab/>
       <w:tab/>
-      <w:t>2026-07-18</w:t>
+      <w:t>2026-07-19</w:t>
       <w:br/>
       <w:br/>
     </w:r>

--- a/klagomål/Björnideforsen B FSC-klagomål.docx
+++ b/klagomål/Björnideforsen B FSC-klagomål.docx
@@ -168,7 +168,7 @@
     </w:p>
     <w:p>
       <w:r>
-        <w:t>Detta klagomål behandlar höga naturvärden i avverkningsanmälan Björnideforsen B i Arvidsjaurs kommun som inkom 2026-07-19 och omfattar 56,7 ha.</w:t>
+        <w:t>Detta klagomål behandlar höga naturvärden i avverkningsanmälan Björnideforsen B i Arvidsjaurs kommun som inkom 2026-07-20 och omfattar 56,7 ha.</w:t>
       </w:r>
     </w:p>
     <w:p>
@@ -1783,7 +1783,7 @@
     <w:r>
       <w:tab/>
       <w:tab/>
-      <w:t>2026-07-19</w:t>
+      <w:t>2026-07-20</w:t>
       <w:br/>
       <w:br/>
     </w:r>
